--- a/docs/acceptance-test/per-user/23-agent.jerick.docx
+++ b/docs/acceptance-test/per-user/23-agent.jerick.docx
@@ -117,7 +117,7 @@
           <w:sz w:val="18"/>
           <w:szCs w:val="18"/>
         </w:rPr>
-        <w:t xml:space="preserve">  ·  8 checks</w:t>
+        <w:t xml:space="preserve">  ·  14 checks</w:t>
       </w:r>
     </w:p>
     <w:tbl>
@@ -2626,6 +2626,1660 @@
                 <w:szCs w:val="19"/>
               </w:rPr>
               <w:t xml:space="preserve">The new password works. Nobody else can see it. HR receives a notice that you changed it (not the password).</w:t>
+            </w:r>
+          </w:p>
+        </w:tc>
+        <w:tc>
+          <w:tcPr>
+            <w:tcW w:type="dxa" w:w="620"/>
+            <w:tcBorders>
+              <w:top w:val="single" w:color="C9D0DC" w:sz="4"/>
+              <w:left w:val="single" w:color="C9D0DC" w:sz="4"/>
+              <w:bottom w:val="single" w:color="C9D0DC" w:sz="4"/>
+              <w:right w:val="single" w:color="C9D0DC" w:sz="4"/>
+            </w:tcBorders>
+            <w:tcMar>
+              <w:top w:type="dxa" w:w="70"/>
+              <w:left w:type="dxa" w:w="100"/>
+              <w:bottom w:type="dxa" w:w="70"/>
+              <w:right w:type="dxa" w:w="100"/>
+            </w:tcMar>
+            <w:vAlign w:val="center"/>
+          </w:tcPr>
+          <w:p>
+            <w:pPr>
+              <w:spacing w:after="0" w:before="0" w:line="264"/>
+              <w:jc w:val="center"/>
+            </w:pPr>
+            <w:r>
+              <w:rPr>
+                <w:rFonts w:ascii="Arial" w:cs="Arial" w:eastAsia="Arial" w:hAnsi="Arial"/>
+                <w:sz w:val="30"/>
+                <w:szCs w:val="30"/>
+              </w:rPr>
+              <w:t xml:space="preserve">☐</w:t>
+            </w:r>
+          </w:p>
+        </w:tc>
+        <w:tc>
+          <w:tcPr>
+            <w:tcW w:type="dxa" w:w="620"/>
+            <w:tcBorders>
+              <w:top w:val="single" w:color="C9D0DC" w:sz="4"/>
+              <w:left w:val="single" w:color="C9D0DC" w:sz="4"/>
+              <w:bottom w:val="single" w:color="C9D0DC" w:sz="4"/>
+              <w:right w:val="single" w:color="C9D0DC" w:sz="4"/>
+            </w:tcBorders>
+            <w:tcMar>
+              <w:top w:type="dxa" w:w="70"/>
+              <w:left w:type="dxa" w:w="100"/>
+              <w:bottom w:type="dxa" w:w="70"/>
+              <w:right w:type="dxa" w:w="100"/>
+            </w:tcMar>
+            <w:vAlign w:val="center"/>
+          </w:tcPr>
+          <w:p>
+            <w:pPr>
+              <w:spacing w:after="0" w:before="0" w:line="264"/>
+              <w:jc w:val="center"/>
+            </w:pPr>
+            <w:r>
+              <w:rPr>
+                <w:rFonts w:ascii="Arial" w:cs="Arial" w:eastAsia="Arial" w:hAnsi="Arial"/>
+                <w:sz w:val="30"/>
+                <w:szCs w:val="30"/>
+              </w:rPr>
+              <w:t xml:space="preserve">☐</w:t>
+            </w:r>
+          </w:p>
+        </w:tc>
+        <w:tc>
+          <w:tcPr>
+            <w:tcW w:type="dxa" w:w="620"/>
+            <w:tcBorders>
+              <w:top w:val="single" w:color="C9D0DC" w:sz="4"/>
+              <w:left w:val="single" w:color="C9D0DC" w:sz="4"/>
+              <w:bottom w:val="single" w:color="C9D0DC" w:sz="4"/>
+              <w:right w:val="single" w:color="C9D0DC" w:sz="4"/>
+            </w:tcBorders>
+            <w:tcMar>
+              <w:top w:type="dxa" w:w="70"/>
+              <w:left w:type="dxa" w:w="100"/>
+              <w:bottom w:type="dxa" w:w="70"/>
+              <w:right w:type="dxa" w:w="100"/>
+            </w:tcMar>
+            <w:vAlign w:val="center"/>
+          </w:tcPr>
+          <w:p>
+            <w:pPr>
+              <w:spacing w:after="0" w:before="0" w:line="264"/>
+              <w:jc w:val="center"/>
+            </w:pPr>
+            <w:r>
+              <w:rPr>
+                <w:rFonts w:ascii="Arial" w:cs="Arial" w:eastAsia="Arial" w:hAnsi="Arial"/>
+                <w:sz w:val="30"/>
+                <w:szCs w:val="30"/>
+              </w:rPr>
+              <w:t xml:space="preserve">☐</w:t>
+            </w:r>
+          </w:p>
+        </w:tc>
+        <w:tc>
+          <w:tcPr>
+            <w:tcW w:type="dxa" w:w="2040"/>
+            <w:tcBorders>
+              <w:top w:val="single" w:color="C9D0DC" w:sz="4"/>
+              <w:left w:val="single" w:color="C9D0DC" w:sz="4"/>
+              <w:bottom w:val="single" w:color="C9D0DC" w:sz="4"/>
+              <w:right w:val="single" w:color="C9D0DC" w:sz="4"/>
+            </w:tcBorders>
+            <w:tcMar>
+              <w:top w:type="dxa" w:w="70"/>
+              <w:left w:type="dxa" w:w="100"/>
+              <w:bottom w:type="dxa" w:w="70"/>
+              <w:right w:type="dxa" w:w="100"/>
+            </w:tcMar>
+            <w:vAlign w:val="top"/>
+          </w:tcPr>
+          <w:p>
+            <w:pPr>
+              <w:spacing w:after="0" w:before="0" w:line="264"/>
+            </w:pPr>
+            <w:r>
+              <w:rPr>
+                <w:rFonts w:ascii="Arial" w:cs="Arial" w:eastAsia="Arial" w:hAnsi="Arial"/>
+                <w:sz w:val="19"/>
+                <w:szCs w:val="19"/>
+              </w:rPr>
+              <w:t xml:space="preserve"> </w:t>
+            </w:r>
+          </w:p>
+        </w:tc>
+      </w:tr>
+      <w:tr>
+        <w:trPr>
+          <w:cantSplit/>
+        </w:trPr>
+        <w:tc>
+          <w:tcPr>
+            <w:tcW w:type="dxa" w:w="860"/>
+            <w:tcBorders>
+              <w:top w:val="single" w:color="C9D0DC" w:sz="4"/>
+              <w:left w:val="single" w:color="C9D0DC" w:sz="4"/>
+              <w:bottom w:val="single" w:color="C9D0DC" w:sz="4"/>
+              <w:right w:val="single" w:color="C9D0DC" w:sz="4"/>
+            </w:tcBorders>
+            <w:tcMar>
+              <w:top w:type="dxa" w:w="70"/>
+              <w:left w:type="dxa" w:w="100"/>
+              <w:bottom w:type="dxa" w:w="70"/>
+              <w:right w:type="dxa" w:w="100"/>
+            </w:tcMar>
+            <w:vAlign w:val="top"/>
+          </w:tcPr>
+          <w:p>
+            <w:pPr>
+              <w:spacing w:after="0" w:before="0" w:line="264"/>
+            </w:pPr>
+            <w:r>
+              <w:rPr>
+                <w:rFonts w:ascii="Arial" w:cs="Arial" w:eastAsia="Arial" w:hAnsi="Arial"/>
+                <w:b/>
+                <w:bCs/>
+                <w:color w:val="5B6477"/>
+                <w:sz w:val="16"/>
+                <w:szCs w:val="16"/>
+              </w:rPr>
+              <w:t xml:space="preserve">AG-07</w:t>
+            </w:r>
+          </w:p>
+        </w:tc>
+        <w:tc>
+          <w:tcPr>
+            <w:tcW w:type="dxa" w:w="5480"/>
+            <w:tcBorders>
+              <w:top w:val="single" w:color="C9D0DC" w:sz="4"/>
+              <w:left w:val="single" w:color="C9D0DC" w:sz="4"/>
+              <w:bottom w:val="single" w:color="C9D0DC" w:sz="4"/>
+              <w:right w:val="single" w:color="C9D0DC" w:sz="4"/>
+            </w:tcBorders>
+            <w:tcMar>
+              <w:top w:type="dxa" w:w="70"/>
+              <w:left w:type="dxa" w:w="100"/>
+              <w:bottom w:type="dxa" w:w="70"/>
+              <w:right w:type="dxa" w:w="100"/>
+            </w:tcMar>
+            <w:vAlign w:val="top"/>
+          </w:tcPr>
+          <w:p>
+            <w:pPr>
+              <w:spacing w:after="40" w:before="0" w:line="264"/>
+            </w:pPr>
+            <w:r>
+              <w:rPr>
+                <w:rFonts w:ascii="Arial" w:cs="Arial" w:eastAsia="Arial" w:hAnsi="Arial"/>
+                <w:b/>
+                <w:bCs/>
+                <w:sz w:val="20"/>
+                <w:szCs w:val="20"/>
+              </w:rPr>
+              <w:t xml:space="preserve">Add my outlets</w:t>
+            </w:r>
+          </w:p>
+          <w:p>
+            <w:pPr>
+              <w:spacing w:after="40" w:before="0" w:line="264"/>
+            </w:pPr>
+            <w:r>
+              <w:rPr>
+                <w:rFonts w:ascii="Arial" w:cs="Arial" w:eastAsia="Arial" w:hAnsi="Arial"/>
+                <w:i/>
+                <w:iCs/>
+                <w:color w:val="5B6477"/>
+                <w:sz w:val="15"/>
+                <w:szCs w:val="15"/>
+              </w:rPr>
+              <w:t xml:space="preserve">Flow F31 · Agent field work: outlets, itineraries and consignment maximums</w:t>
+            </w:r>
+          </w:p>
+          <w:p>
+            <w:pPr>
+              <w:spacing w:after="20" w:before="0" w:line="264"/>
+            </w:pPr>
+            <w:r>
+              <w:rPr>
+                <w:rFonts w:ascii="Arial" w:cs="Arial" w:eastAsia="Arial" w:hAnsi="Arial"/>
+                <w:color w:val="5B6477"/>
+                <w:sz w:val="19"/>
+                <w:szCs w:val="19"/>
+              </w:rPr>
+              <w:t xml:space="preserve">1.  </w:t>
+            </w:r>
+            <w:r>
+              <w:rPr>
+                <w:rFonts w:ascii="Arial" w:cs="Arial" w:eastAsia="Arial" w:hAnsi="Arial"/>
+                <w:sz w:val="19"/>
+                <w:szCs w:val="19"/>
+              </w:rPr>
+              <w:t xml:space="preserve">Outlets → + Add an outlet: name, type, address, city, contact person, number, email and a picture. Or Upload Excel / CSV (press Template for the columns).</w:t>
+            </w:r>
+          </w:p>
+          <w:p>
+            <w:pPr>
+              <w:spacing w:after="20" w:before="0" w:line="264"/>
+            </w:pPr>
+            <w:r>
+              <w:rPr>
+                <w:rFonts w:ascii="Arial" w:cs="Arial" w:eastAsia="Arial" w:hAnsi="Arial"/>
+                <w:color w:val="5B6477"/>
+                <w:sz w:val="19"/>
+                <w:szCs w:val="19"/>
+              </w:rPr>
+              <w:t xml:space="preserve">2.  </w:t>
+            </w:r>
+            <w:r>
+              <w:rPr>
+                <w:rFonts w:ascii="Arial" w:cs="Arial" w:eastAsia="Arial" w:hAnsi="Arial"/>
+                <w:sz w:val="19"/>
+                <w:szCs w:val="19"/>
+              </w:rPr>
+              <w:t xml:space="preserve">Open the outlet and look at its status.</w:t>
+            </w:r>
+          </w:p>
+          <w:p>
+            <w:pPr>
+              <w:spacing w:after="0" w:before="60" w:line="264"/>
+            </w:pPr>
+            <w:r>
+              <w:rPr>
+                <w:rFonts w:ascii="Arial" w:cs="Arial" w:eastAsia="Arial" w:hAnsi="Arial"/>
+                <w:b/>
+                <w:bCs/>
+                <w:color w:val="0B1F3A"/>
+                <w:sz w:val="19"/>
+                <w:szCs w:val="19"/>
+              </w:rPr>
+              <w:t xml:space="preserve">You should see: </w:t>
+            </w:r>
+            <w:r>
+              <w:rPr>
+                <w:rFonts w:ascii="Arial" w:cs="Arial" w:eastAsia="Arial" w:hAnsi="Arial"/>
+                <w:sz w:val="19"/>
+                <w:szCs w:val="19"/>
+              </w:rPr>
+              <w:t xml:space="preserve">The outlet shows 'Waiting for approval'. A name already in the database is refused or skipped. You see only your own outlets.</w:t>
+            </w:r>
+          </w:p>
+        </w:tc>
+        <w:tc>
+          <w:tcPr>
+            <w:tcW w:type="dxa" w:w="620"/>
+            <w:tcBorders>
+              <w:top w:val="single" w:color="C9D0DC" w:sz="4"/>
+              <w:left w:val="single" w:color="C9D0DC" w:sz="4"/>
+              <w:bottom w:val="single" w:color="C9D0DC" w:sz="4"/>
+              <w:right w:val="single" w:color="C9D0DC" w:sz="4"/>
+            </w:tcBorders>
+            <w:tcMar>
+              <w:top w:type="dxa" w:w="70"/>
+              <w:left w:type="dxa" w:w="100"/>
+              <w:bottom w:type="dxa" w:w="70"/>
+              <w:right w:type="dxa" w:w="100"/>
+            </w:tcMar>
+            <w:vAlign w:val="center"/>
+          </w:tcPr>
+          <w:p>
+            <w:pPr>
+              <w:spacing w:after="0" w:before="0" w:line="264"/>
+              <w:jc w:val="center"/>
+            </w:pPr>
+            <w:r>
+              <w:rPr>
+                <w:rFonts w:ascii="Arial" w:cs="Arial" w:eastAsia="Arial" w:hAnsi="Arial"/>
+                <w:sz w:val="30"/>
+                <w:szCs w:val="30"/>
+              </w:rPr>
+              <w:t xml:space="preserve">☐</w:t>
+            </w:r>
+          </w:p>
+        </w:tc>
+        <w:tc>
+          <w:tcPr>
+            <w:tcW w:type="dxa" w:w="620"/>
+            <w:tcBorders>
+              <w:top w:val="single" w:color="C9D0DC" w:sz="4"/>
+              <w:left w:val="single" w:color="C9D0DC" w:sz="4"/>
+              <w:bottom w:val="single" w:color="C9D0DC" w:sz="4"/>
+              <w:right w:val="single" w:color="C9D0DC" w:sz="4"/>
+            </w:tcBorders>
+            <w:tcMar>
+              <w:top w:type="dxa" w:w="70"/>
+              <w:left w:type="dxa" w:w="100"/>
+              <w:bottom w:type="dxa" w:w="70"/>
+              <w:right w:type="dxa" w:w="100"/>
+            </w:tcMar>
+            <w:vAlign w:val="center"/>
+          </w:tcPr>
+          <w:p>
+            <w:pPr>
+              <w:spacing w:after="0" w:before="0" w:line="264"/>
+              <w:jc w:val="center"/>
+            </w:pPr>
+            <w:r>
+              <w:rPr>
+                <w:rFonts w:ascii="Arial" w:cs="Arial" w:eastAsia="Arial" w:hAnsi="Arial"/>
+                <w:sz w:val="30"/>
+                <w:szCs w:val="30"/>
+              </w:rPr>
+              <w:t xml:space="preserve">☐</w:t>
+            </w:r>
+          </w:p>
+        </w:tc>
+        <w:tc>
+          <w:tcPr>
+            <w:tcW w:type="dxa" w:w="620"/>
+            <w:tcBorders>
+              <w:top w:val="single" w:color="C9D0DC" w:sz="4"/>
+              <w:left w:val="single" w:color="C9D0DC" w:sz="4"/>
+              <w:bottom w:val="single" w:color="C9D0DC" w:sz="4"/>
+              <w:right w:val="single" w:color="C9D0DC" w:sz="4"/>
+            </w:tcBorders>
+            <w:tcMar>
+              <w:top w:type="dxa" w:w="70"/>
+              <w:left w:type="dxa" w:w="100"/>
+              <w:bottom w:type="dxa" w:w="70"/>
+              <w:right w:type="dxa" w:w="100"/>
+            </w:tcMar>
+            <w:vAlign w:val="center"/>
+          </w:tcPr>
+          <w:p>
+            <w:pPr>
+              <w:spacing w:after="0" w:before="0" w:line="264"/>
+              <w:jc w:val="center"/>
+            </w:pPr>
+            <w:r>
+              <w:rPr>
+                <w:rFonts w:ascii="Arial" w:cs="Arial" w:eastAsia="Arial" w:hAnsi="Arial"/>
+                <w:sz w:val="30"/>
+                <w:szCs w:val="30"/>
+              </w:rPr>
+              <w:t xml:space="preserve">☐</w:t>
+            </w:r>
+          </w:p>
+        </w:tc>
+        <w:tc>
+          <w:tcPr>
+            <w:tcW w:type="dxa" w:w="2040"/>
+            <w:tcBorders>
+              <w:top w:val="single" w:color="C9D0DC" w:sz="4"/>
+              <w:left w:val="single" w:color="C9D0DC" w:sz="4"/>
+              <w:bottom w:val="single" w:color="C9D0DC" w:sz="4"/>
+              <w:right w:val="single" w:color="C9D0DC" w:sz="4"/>
+            </w:tcBorders>
+            <w:tcMar>
+              <w:top w:type="dxa" w:w="70"/>
+              <w:left w:type="dxa" w:w="100"/>
+              <w:bottom w:type="dxa" w:w="70"/>
+              <w:right w:type="dxa" w:w="100"/>
+            </w:tcMar>
+            <w:vAlign w:val="top"/>
+          </w:tcPr>
+          <w:p>
+            <w:pPr>
+              <w:spacing w:after="0" w:before="0" w:line="264"/>
+            </w:pPr>
+            <w:r>
+              <w:rPr>
+                <w:rFonts w:ascii="Arial" w:cs="Arial" w:eastAsia="Arial" w:hAnsi="Arial"/>
+                <w:sz w:val="19"/>
+                <w:szCs w:val="19"/>
+              </w:rPr>
+              <w:t xml:space="preserve"> </w:t>
+            </w:r>
+          </w:p>
+        </w:tc>
+      </w:tr>
+      <w:tr>
+        <w:trPr>
+          <w:cantSplit/>
+        </w:trPr>
+        <w:tc>
+          <w:tcPr>
+            <w:tcW w:type="dxa" w:w="860"/>
+            <w:tcBorders>
+              <w:top w:val="single" w:color="C9D0DC" w:sz="4"/>
+              <w:left w:val="single" w:color="C9D0DC" w:sz="4"/>
+              <w:bottom w:val="single" w:color="C9D0DC" w:sz="4"/>
+              <w:right w:val="single" w:color="C9D0DC" w:sz="4"/>
+            </w:tcBorders>
+            <w:tcMar>
+              <w:top w:type="dxa" w:w="70"/>
+              <w:left w:type="dxa" w:w="100"/>
+              <w:bottom w:type="dxa" w:w="70"/>
+              <w:right w:type="dxa" w:w="100"/>
+            </w:tcMar>
+            <w:vAlign w:val="top"/>
+          </w:tcPr>
+          <w:p>
+            <w:pPr>
+              <w:spacing w:after="0" w:before="0" w:line="264"/>
+            </w:pPr>
+            <w:r>
+              <w:rPr>
+                <w:rFonts w:ascii="Arial" w:cs="Arial" w:eastAsia="Arial" w:hAnsi="Arial"/>
+                <w:b/>
+                <w:bCs/>
+                <w:color w:val="5B6477"/>
+                <w:sz w:val="16"/>
+                <w:szCs w:val="16"/>
+              </w:rPr>
+              <w:t xml:space="preserve">AG-08</w:t>
+            </w:r>
+          </w:p>
+        </w:tc>
+        <w:tc>
+          <w:tcPr>
+            <w:tcW w:type="dxa" w:w="5480"/>
+            <w:tcBorders>
+              <w:top w:val="single" w:color="C9D0DC" w:sz="4"/>
+              <w:left w:val="single" w:color="C9D0DC" w:sz="4"/>
+              <w:bottom w:val="single" w:color="C9D0DC" w:sz="4"/>
+              <w:right w:val="single" w:color="C9D0DC" w:sz="4"/>
+            </w:tcBorders>
+            <w:tcMar>
+              <w:top w:type="dxa" w:w="70"/>
+              <w:left w:type="dxa" w:w="100"/>
+              <w:bottom w:type="dxa" w:w="70"/>
+              <w:right w:type="dxa" w:w="100"/>
+            </w:tcMar>
+            <w:vAlign w:val="top"/>
+          </w:tcPr>
+          <w:p>
+            <w:pPr>
+              <w:spacing w:after="40" w:before="0" w:line="264"/>
+            </w:pPr>
+            <w:r>
+              <w:rPr>
+                <w:rFonts w:ascii="Arial" w:cs="Arial" w:eastAsia="Arial" w:hAnsi="Arial"/>
+                <w:b/>
+                <w:bCs/>
+                <w:sz w:val="20"/>
+                <w:szCs w:val="20"/>
+              </w:rPr>
+              <w:t xml:space="preserve">Change an approved outlet</w:t>
+            </w:r>
+          </w:p>
+          <w:p>
+            <w:pPr>
+              <w:spacing w:after="40" w:before="0" w:line="264"/>
+            </w:pPr>
+            <w:r>
+              <w:rPr>
+                <w:rFonts w:ascii="Arial" w:cs="Arial" w:eastAsia="Arial" w:hAnsi="Arial"/>
+                <w:i/>
+                <w:iCs/>
+                <w:color w:val="5B6477"/>
+                <w:sz w:val="15"/>
+                <w:szCs w:val="15"/>
+              </w:rPr>
+              <w:t xml:space="preserve">Flow F31 · Agent field work: outlets, itineraries and consignment maximums</w:t>
+            </w:r>
+          </w:p>
+          <w:p>
+            <w:pPr>
+              <w:spacing w:after="20" w:before="0" w:line="264"/>
+            </w:pPr>
+            <w:r>
+              <w:rPr>
+                <w:rFonts w:ascii="Arial" w:cs="Arial" w:eastAsia="Arial" w:hAnsi="Arial"/>
+                <w:color w:val="5B6477"/>
+                <w:sz w:val="19"/>
+                <w:szCs w:val="19"/>
+              </w:rPr>
+              <w:t xml:space="preserve">1.  </w:t>
+            </w:r>
+            <w:r>
+              <w:rPr>
+                <w:rFonts w:ascii="Arial" w:cs="Arial" w:eastAsia="Arial" w:hAnsi="Arial"/>
+                <w:sz w:val="19"/>
+                <w:szCs w:val="19"/>
+              </w:rPr>
+              <w:t xml:space="preserve">After the Sales Manager approves it, open the outlet → Ask for a change → change the phone number → Send change for approval.</w:t>
+            </w:r>
+          </w:p>
+          <w:p>
+            <w:pPr>
+              <w:spacing w:after="0" w:before="60" w:line="264"/>
+            </w:pPr>
+            <w:r>
+              <w:rPr>
+                <w:rFonts w:ascii="Arial" w:cs="Arial" w:eastAsia="Arial" w:hAnsi="Arial"/>
+                <w:b/>
+                <w:bCs/>
+                <w:color w:val="0B1F3A"/>
+                <w:sz w:val="19"/>
+                <w:szCs w:val="19"/>
+              </w:rPr>
+              <w:t xml:space="preserve">You should see: </w:t>
+            </w:r>
+            <w:r>
+              <w:rPr>
+                <w:rFonts w:ascii="Arial" w:cs="Arial" w:eastAsia="Arial" w:hAnsi="Arial"/>
+                <w:sz w:val="19"/>
+                <w:szCs w:val="19"/>
+              </w:rPr>
+              <w:t xml:space="preserve">Nothing changes until the Sales Manager approves. You are told the result.</w:t>
+            </w:r>
+          </w:p>
+        </w:tc>
+        <w:tc>
+          <w:tcPr>
+            <w:tcW w:type="dxa" w:w="620"/>
+            <w:tcBorders>
+              <w:top w:val="single" w:color="C9D0DC" w:sz="4"/>
+              <w:left w:val="single" w:color="C9D0DC" w:sz="4"/>
+              <w:bottom w:val="single" w:color="C9D0DC" w:sz="4"/>
+              <w:right w:val="single" w:color="C9D0DC" w:sz="4"/>
+            </w:tcBorders>
+            <w:tcMar>
+              <w:top w:type="dxa" w:w="70"/>
+              <w:left w:type="dxa" w:w="100"/>
+              <w:bottom w:type="dxa" w:w="70"/>
+              <w:right w:type="dxa" w:w="100"/>
+            </w:tcMar>
+            <w:vAlign w:val="center"/>
+          </w:tcPr>
+          <w:p>
+            <w:pPr>
+              <w:spacing w:after="0" w:before="0" w:line="264"/>
+              <w:jc w:val="center"/>
+            </w:pPr>
+            <w:r>
+              <w:rPr>
+                <w:rFonts w:ascii="Arial" w:cs="Arial" w:eastAsia="Arial" w:hAnsi="Arial"/>
+                <w:sz w:val="30"/>
+                <w:szCs w:val="30"/>
+              </w:rPr>
+              <w:t xml:space="preserve">☐</w:t>
+            </w:r>
+          </w:p>
+        </w:tc>
+        <w:tc>
+          <w:tcPr>
+            <w:tcW w:type="dxa" w:w="620"/>
+            <w:tcBorders>
+              <w:top w:val="single" w:color="C9D0DC" w:sz="4"/>
+              <w:left w:val="single" w:color="C9D0DC" w:sz="4"/>
+              <w:bottom w:val="single" w:color="C9D0DC" w:sz="4"/>
+              <w:right w:val="single" w:color="C9D0DC" w:sz="4"/>
+            </w:tcBorders>
+            <w:tcMar>
+              <w:top w:type="dxa" w:w="70"/>
+              <w:left w:type="dxa" w:w="100"/>
+              <w:bottom w:type="dxa" w:w="70"/>
+              <w:right w:type="dxa" w:w="100"/>
+            </w:tcMar>
+            <w:vAlign w:val="center"/>
+          </w:tcPr>
+          <w:p>
+            <w:pPr>
+              <w:spacing w:after="0" w:before="0" w:line="264"/>
+              <w:jc w:val="center"/>
+            </w:pPr>
+            <w:r>
+              <w:rPr>
+                <w:rFonts w:ascii="Arial" w:cs="Arial" w:eastAsia="Arial" w:hAnsi="Arial"/>
+                <w:sz w:val="30"/>
+                <w:szCs w:val="30"/>
+              </w:rPr>
+              <w:t xml:space="preserve">☐</w:t>
+            </w:r>
+          </w:p>
+        </w:tc>
+        <w:tc>
+          <w:tcPr>
+            <w:tcW w:type="dxa" w:w="620"/>
+            <w:tcBorders>
+              <w:top w:val="single" w:color="C9D0DC" w:sz="4"/>
+              <w:left w:val="single" w:color="C9D0DC" w:sz="4"/>
+              <w:bottom w:val="single" w:color="C9D0DC" w:sz="4"/>
+              <w:right w:val="single" w:color="C9D0DC" w:sz="4"/>
+            </w:tcBorders>
+            <w:tcMar>
+              <w:top w:type="dxa" w:w="70"/>
+              <w:left w:type="dxa" w:w="100"/>
+              <w:bottom w:type="dxa" w:w="70"/>
+              <w:right w:type="dxa" w:w="100"/>
+            </w:tcMar>
+            <w:vAlign w:val="center"/>
+          </w:tcPr>
+          <w:p>
+            <w:pPr>
+              <w:spacing w:after="0" w:before="0" w:line="264"/>
+              <w:jc w:val="center"/>
+            </w:pPr>
+            <w:r>
+              <w:rPr>
+                <w:rFonts w:ascii="Arial" w:cs="Arial" w:eastAsia="Arial" w:hAnsi="Arial"/>
+                <w:sz w:val="30"/>
+                <w:szCs w:val="30"/>
+              </w:rPr>
+              <w:t xml:space="preserve">☐</w:t>
+            </w:r>
+          </w:p>
+        </w:tc>
+        <w:tc>
+          <w:tcPr>
+            <w:tcW w:type="dxa" w:w="2040"/>
+            <w:tcBorders>
+              <w:top w:val="single" w:color="C9D0DC" w:sz="4"/>
+              <w:left w:val="single" w:color="C9D0DC" w:sz="4"/>
+              <w:bottom w:val="single" w:color="C9D0DC" w:sz="4"/>
+              <w:right w:val="single" w:color="C9D0DC" w:sz="4"/>
+            </w:tcBorders>
+            <w:tcMar>
+              <w:top w:type="dxa" w:w="70"/>
+              <w:left w:type="dxa" w:w="100"/>
+              <w:bottom w:type="dxa" w:w="70"/>
+              <w:right w:type="dxa" w:w="100"/>
+            </w:tcMar>
+            <w:vAlign w:val="top"/>
+          </w:tcPr>
+          <w:p>
+            <w:pPr>
+              <w:spacing w:after="0" w:before="0" w:line="264"/>
+            </w:pPr>
+            <w:r>
+              <w:rPr>
+                <w:rFonts w:ascii="Arial" w:cs="Arial" w:eastAsia="Arial" w:hAnsi="Arial"/>
+                <w:sz w:val="19"/>
+                <w:szCs w:val="19"/>
+              </w:rPr>
+              <w:t xml:space="preserve"> </w:t>
+            </w:r>
+          </w:p>
+        </w:tc>
+      </w:tr>
+      <w:tr>
+        <w:trPr>
+          <w:cantSplit/>
+        </w:trPr>
+        <w:tc>
+          <w:tcPr>
+            <w:tcW w:type="dxa" w:w="860"/>
+            <w:tcBorders>
+              <w:top w:val="single" w:color="C9D0DC" w:sz="4"/>
+              <w:left w:val="single" w:color="C9D0DC" w:sz="4"/>
+              <w:bottom w:val="single" w:color="C9D0DC" w:sz="4"/>
+              <w:right w:val="single" w:color="C9D0DC" w:sz="4"/>
+            </w:tcBorders>
+            <w:tcMar>
+              <w:top w:type="dxa" w:w="70"/>
+              <w:left w:type="dxa" w:w="100"/>
+              <w:bottom w:type="dxa" w:w="70"/>
+              <w:right w:type="dxa" w:w="100"/>
+            </w:tcMar>
+            <w:vAlign w:val="top"/>
+          </w:tcPr>
+          <w:p>
+            <w:pPr>
+              <w:spacing w:after="0" w:before="0" w:line="264"/>
+            </w:pPr>
+            <w:r>
+              <w:rPr>
+                <w:rFonts w:ascii="Arial" w:cs="Arial" w:eastAsia="Arial" w:hAnsi="Arial"/>
+                <w:b/>
+                <w:bCs/>
+                <w:color w:val="5B6477"/>
+                <w:sz w:val="16"/>
+                <w:szCs w:val="16"/>
+              </w:rPr>
+              <w:t xml:space="preserve">AG-09</w:t>
+            </w:r>
+          </w:p>
+        </w:tc>
+        <w:tc>
+          <w:tcPr>
+            <w:tcW w:type="dxa" w:w="5480"/>
+            <w:tcBorders>
+              <w:top w:val="single" w:color="C9D0DC" w:sz="4"/>
+              <w:left w:val="single" w:color="C9D0DC" w:sz="4"/>
+              <w:bottom w:val="single" w:color="C9D0DC" w:sz="4"/>
+              <w:right w:val="single" w:color="C9D0DC" w:sz="4"/>
+            </w:tcBorders>
+            <w:tcMar>
+              <w:top w:type="dxa" w:w="70"/>
+              <w:left w:type="dxa" w:w="100"/>
+              <w:bottom w:type="dxa" w:w="70"/>
+              <w:right w:type="dxa" w:w="100"/>
+            </w:tcMar>
+            <w:vAlign w:val="top"/>
+          </w:tcPr>
+          <w:p>
+            <w:pPr>
+              <w:spacing w:after="40" w:before="0" w:line="264"/>
+            </w:pPr>
+            <w:r>
+              <w:rPr>
+                <w:rFonts w:ascii="Arial" w:cs="Arial" w:eastAsia="Arial" w:hAnsi="Arial"/>
+                <w:b/>
+                <w:bCs/>
+                <w:sz w:val="20"/>
+                <w:szCs w:val="20"/>
+              </w:rPr>
+              <w:t xml:space="preserve">Plan and report my itinerary (phone)</w:t>
+            </w:r>
+          </w:p>
+          <w:p>
+            <w:pPr>
+              <w:spacing w:after="40" w:before="0" w:line="264"/>
+            </w:pPr>
+            <w:r>
+              <w:rPr>
+                <w:rFonts w:ascii="Arial" w:cs="Arial" w:eastAsia="Arial" w:hAnsi="Arial"/>
+                <w:i/>
+                <w:iCs/>
+                <w:color w:val="5B6477"/>
+                <w:sz w:val="15"/>
+                <w:szCs w:val="15"/>
+              </w:rPr>
+              <w:t xml:space="preserve">Flow F31 · Agent field work: outlets, itineraries and consignment maximums</w:t>
+            </w:r>
+          </w:p>
+          <w:p>
+            <w:pPr>
+              <w:spacing w:after="20" w:before="0" w:line="264"/>
+            </w:pPr>
+            <w:r>
+              <w:rPr>
+                <w:rFonts w:ascii="Arial" w:cs="Arial" w:eastAsia="Arial" w:hAnsi="Arial"/>
+                <w:color w:val="5B6477"/>
+                <w:sz w:val="19"/>
+                <w:szCs w:val="19"/>
+              </w:rPr>
+              <w:t xml:space="preserve">1.  </w:t>
+            </w:r>
+            <w:r>
+              <w:rPr>
+                <w:rFonts w:ascii="Arial" w:cs="Arial" w:eastAsia="Arial" w:hAnsi="Arial"/>
+                <w:sz w:val="19"/>
+                <w:szCs w:val="19"/>
+              </w:rPr>
+              <w:t xml:space="preserve">My Itinerary → Plan the stores for this day → tick two approved outlets → Save.</w:t>
+            </w:r>
+          </w:p>
+          <w:p>
+            <w:pPr>
+              <w:spacing w:after="20" w:before="0" w:line="264"/>
+            </w:pPr>
+            <w:r>
+              <w:rPr>
+                <w:rFonts w:ascii="Arial" w:cs="Arial" w:eastAsia="Arial" w:hAnsi="Arial"/>
+                <w:color w:val="5B6477"/>
+                <w:sz w:val="19"/>
+                <w:szCs w:val="19"/>
+              </w:rPr>
+              <w:t xml:space="preserve">2.  </w:t>
+            </w:r>
+            <w:r>
+              <w:rPr>
+                <w:rFonts w:ascii="Arial" w:cs="Arial" w:eastAsia="Arial" w:hAnsi="Arial"/>
+                <w:sz w:val="19"/>
+                <w:szCs w:val="19"/>
+              </w:rPr>
+              <w:t xml:space="preserve">At one store: Report this visit → take a photo → choose the shelf check → Visited (allow location).</w:t>
+            </w:r>
+          </w:p>
+          <w:p>
+            <w:pPr>
+              <w:spacing w:after="20" w:before="0" w:line="264"/>
+            </w:pPr>
+            <w:r>
+              <w:rPr>
+                <w:rFonts w:ascii="Arial" w:cs="Arial" w:eastAsia="Arial" w:hAnsi="Arial"/>
+                <w:color w:val="5B6477"/>
+                <w:sz w:val="19"/>
+                <w:szCs w:val="19"/>
+              </w:rPr>
+              <w:t xml:space="preserve">3.  </w:t>
+            </w:r>
+            <w:r>
+              <w:rPr>
+                <w:rFonts w:ascii="Arial" w:cs="Arial" w:eastAsia="Arial" w:hAnsi="Arial"/>
+                <w:sz w:val="19"/>
+                <w:szCs w:val="19"/>
+              </w:rPr>
+              <w:t xml:space="preserve">At the other: Missed with a reason.</w:t>
+            </w:r>
+          </w:p>
+          <w:p>
+            <w:pPr>
+              <w:spacing w:after="20" w:before="0" w:line="264"/>
+            </w:pPr>
+            <w:r>
+              <w:rPr>
+                <w:rFonts w:ascii="Arial" w:cs="Arial" w:eastAsia="Arial" w:hAnsi="Arial"/>
+                <w:color w:val="5B6477"/>
+                <w:sz w:val="19"/>
+                <w:szCs w:val="19"/>
+              </w:rPr>
+              <w:t xml:space="preserve">4.  </w:t>
+            </w:r>
+            <w:r>
+              <w:rPr>
+                <w:rFonts w:ascii="Arial" w:cs="Arial" w:eastAsia="Arial" w:hAnsi="Arial"/>
+                <w:sz w:val="19"/>
+                <w:szCs w:val="19"/>
+              </w:rPr>
+              <w:t xml:space="preserve">Submit the report for this day.</w:t>
+            </w:r>
+          </w:p>
+          <w:p>
+            <w:pPr>
+              <w:spacing w:after="0" w:before="60" w:line="264"/>
+            </w:pPr>
+            <w:r>
+              <w:rPr>
+                <w:rFonts w:ascii="Arial" w:cs="Arial" w:eastAsia="Arial" w:hAnsi="Arial"/>
+                <w:b/>
+                <w:bCs/>
+                <w:color w:val="0B1F3A"/>
+                <w:sz w:val="19"/>
+                <w:szCs w:val="19"/>
+              </w:rPr>
+              <w:t xml:space="preserve">You should see: </w:t>
+            </w:r>
+            <w:r>
+              <w:rPr>
+                <w:rFonts w:ascii="Arial" w:cs="Arial" w:eastAsia="Arial" w:hAnsi="Arial"/>
+                <w:sz w:val="19"/>
+                <w:szCs w:val="19"/>
+              </w:rPr>
+              <w:t xml:space="preserve">Visited is refused without a photo or location; Missed is refused without a reason. After submitting, the day is locked.</w:t>
+            </w:r>
+          </w:p>
+        </w:tc>
+        <w:tc>
+          <w:tcPr>
+            <w:tcW w:type="dxa" w:w="620"/>
+            <w:tcBorders>
+              <w:top w:val="single" w:color="C9D0DC" w:sz="4"/>
+              <w:left w:val="single" w:color="C9D0DC" w:sz="4"/>
+              <w:bottom w:val="single" w:color="C9D0DC" w:sz="4"/>
+              <w:right w:val="single" w:color="C9D0DC" w:sz="4"/>
+            </w:tcBorders>
+            <w:tcMar>
+              <w:top w:type="dxa" w:w="70"/>
+              <w:left w:type="dxa" w:w="100"/>
+              <w:bottom w:type="dxa" w:w="70"/>
+              <w:right w:type="dxa" w:w="100"/>
+            </w:tcMar>
+            <w:vAlign w:val="center"/>
+          </w:tcPr>
+          <w:p>
+            <w:pPr>
+              <w:spacing w:after="0" w:before="0" w:line="264"/>
+              <w:jc w:val="center"/>
+            </w:pPr>
+            <w:r>
+              <w:rPr>
+                <w:rFonts w:ascii="Arial" w:cs="Arial" w:eastAsia="Arial" w:hAnsi="Arial"/>
+                <w:sz w:val="30"/>
+                <w:szCs w:val="30"/>
+              </w:rPr>
+              <w:t xml:space="preserve">☐</w:t>
+            </w:r>
+          </w:p>
+        </w:tc>
+        <w:tc>
+          <w:tcPr>
+            <w:tcW w:type="dxa" w:w="620"/>
+            <w:tcBorders>
+              <w:top w:val="single" w:color="C9D0DC" w:sz="4"/>
+              <w:left w:val="single" w:color="C9D0DC" w:sz="4"/>
+              <w:bottom w:val="single" w:color="C9D0DC" w:sz="4"/>
+              <w:right w:val="single" w:color="C9D0DC" w:sz="4"/>
+            </w:tcBorders>
+            <w:tcMar>
+              <w:top w:type="dxa" w:w="70"/>
+              <w:left w:type="dxa" w:w="100"/>
+              <w:bottom w:type="dxa" w:w="70"/>
+              <w:right w:type="dxa" w:w="100"/>
+            </w:tcMar>
+            <w:vAlign w:val="center"/>
+          </w:tcPr>
+          <w:p>
+            <w:pPr>
+              <w:spacing w:after="0" w:before="0" w:line="264"/>
+              <w:jc w:val="center"/>
+            </w:pPr>
+            <w:r>
+              <w:rPr>
+                <w:rFonts w:ascii="Arial" w:cs="Arial" w:eastAsia="Arial" w:hAnsi="Arial"/>
+                <w:sz w:val="30"/>
+                <w:szCs w:val="30"/>
+              </w:rPr>
+              <w:t xml:space="preserve">☐</w:t>
+            </w:r>
+          </w:p>
+        </w:tc>
+        <w:tc>
+          <w:tcPr>
+            <w:tcW w:type="dxa" w:w="620"/>
+            <w:tcBorders>
+              <w:top w:val="single" w:color="C9D0DC" w:sz="4"/>
+              <w:left w:val="single" w:color="C9D0DC" w:sz="4"/>
+              <w:bottom w:val="single" w:color="C9D0DC" w:sz="4"/>
+              <w:right w:val="single" w:color="C9D0DC" w:sz="4"/>
+            </w:tcBorders>
+            <w:tcMar>
+              <w:top w:type="dxa" w:w="70"/>
+              <w:left w:type="dxa" w:w="100"/>
+              <w:bottom w:type="dxa" w:w="70"/>
+              <w:right w:type="dxa" w:w="100"/>
+            </w:tcMar>
+            <w:vAlign w:val="center"/>
+          </w:tcPr>
+          <w:p>
+            <w:pPr>
+              <w:spacing w:after="0" w:before="0" w:line="264"/>
+              <w:jc w:val="center"/>
+            </w:pPr>
+            <w:r>
+              <w:rPr>
+                <w:rFonts w:ascii="Arial" w:cs="Arial" w:eastAsia="Arial" w:hAnsi="Arial"/>
+                <w:sz w:val="30"/>
+                <w:szCs w:val="30"/>
+              </w:rPr>
+              <w:t xml:space="preserve">☐</w:t>
+            </w:r>
+          </w:p>
+        </w:tc>
+        <w:tc>
+          <w:tcPr>
+            <w:tcW w:type="dxa" w:w="2040"/>
+            <w:tcBorders>
+              <w:top w:val="single" w:color="C9D0DC" w:sz="4"/>
+              <w:left w:val="single" w:color="C9D0DC" w:sz="4"/>
+              <w:bottom w:val="single" w:color="C9D0DC" w:sz="4"/>
+              <w:right w:val="single" w:color="C9D0DC" w:sz="4"/>
+            </w:tcBorders>
+            <w:tcMar>
+              <w:top w:type="dxa" w:w="70"/>
+              <w:left w:type="dxa" w:w="100"/>
+              <w:bottom w:type="dxa" w:w="70"/>
+              <w:right w:type="dxa" w:w="100"/>
+            </w:tcMar>
+            <w:vAlign w:val="top"/>
+          </w:tcPr>
+          <w:p>
+            <w:pPr>
+              <w:spacing w:after="0" w:before="0" w:line="264"/>
+            </w:pPr>
+            <w:r>
+              <w:rPr>
+                <w:rFonts w:ascii="Arial" w:cs="Arial" w:eastAsia="Arial" w:hAnsi="Arial"/>
+                <w:sz w:val="19"/>
+                <w:szCs w:val="19"/>
+              </w:rPr>
+              <w:t xml:space="preserve"> </w:t>
+            </w:r>
+          </w:p>
+        </w:tc>
+      </w:tr>
+      <w:tr>
+        <w:trPr>
+          <w:cantSplit/>
+        </w:trPr>
+        <w:tc>
+          <w:tcPr>
+            <w:tcW w:type="dxa" w:w="860"/>
+            <w:tcBorders>
+              <w:top w:val="single" w:color="C9D0DC" w:sz="4"/>
+              <w:left w:val="single" w:color="C9D0DC" w:sz="4"/>
+              <w:bottom w:val="single" w:color="C9D0DC" w:sz="4"/>
+              <w:right w:val="single" w:color="C9D0DC" w:sz="4"/>
+            </w:tcBorders>
+            <w:tcMar>
+              <w:top w:type="dxa" w:w="70"/>
+              <w:left w:type="dxa" w:w="100"/>
+              <w:bottom w:type="dxa" w:w="70"/>
+              <w:right w:type="dxa" w:w="100"/>
+            </w:tcMar>
+            <w:vAlign w:val="top"/>
+          </w:tcPr>
+          <w:p>
+            <w:pPr>
+              <w:spacing w:after="0" w:before="0" w:line="264"/>
+            </w:pPr>
+            <w:r>
+              <w:rPr>
+                <w:rFonts w:ascii="Arial" w:cs="Arial" w:eastAsia="Arial" w:hAnsi="Arial"/>
+                <w:b/>
+                <w:bCs/>
+                <w:color w:val="5B6477"/>
+                <w:sz w:val="16"/>
+                <w:szCs w:val="16"/>
+              </w:rPr>
+              <w:t xml:space="preserve">AG-10</w:t>
+            </w:r>
+          </w:p>
+        </w:tc>
+        <w:tc>
+          <w:tcPr>
+            <w:tcW w:type="dxa" w:w="5480"/>
+            <w:tcBorders>
+              <w:top w:val="single" w:color="C9D0DC" w:sz="4"/>
+              <w:left w:val="single" w:color="C9D0DC" w:sz="4"/>
+              <w:bottom w:val="single" w:color="C9D0DC" w:sz="4"/>
+              <w:right w:val="single" w:color="C9D0DC" w:sz="4"/>
+            </w:tcBorders>
+            <w:tcMar>
+              <w:top w:type="dxa" w:w="70"/>
+              <w:left w:type="dxa" w:w="100"/>
+              <w:bottom w:type="dxa" w:w="70"/>
+              <w:right w:type="dxa" w:w="100"/>
+            </w:tcMar>
+            <w:vAlign w:val="top"/>
+          </w:tcPr>
+          <w:p>
+            <w:pPr>
+              <w:spacing w:after="40" w:before="0" w:line="264"/>
+            </w:pPr>
+            <w:r>
+              <w:rPr>
+                <w:rFonts w:ascii="Arial" w:cs="Arial" w:eastAsia="Arial" w:hAnsi="Arial"/>
+                <w:b/>
+                <w:bCs/>
+                <w:sz w:val="20"/>
+                <w:szCs w:val="20"/>
+              </w:rPr>
+              <w:t xml:space="preserve">Claim fuel / transport</w:t>
+            </w:r>
+          </w:p>
+          <w:p>
+            <w:pPr>
+              <w:spacing w:after="40" w:before="0" w:line="264"/>
+            </w:pPr>
+            <w:r>
+              <w:rPr>
+                <w:rFonts w:ascii="Arial" w:cs="Arial" w:eastAsia="Arial" w:hAnsi="Arial"/>
+                <w:i/>
+                <w:iCs/>
+                <w:color w:val="5B6477"/>
+                <w:sz w:val="15"/>
+                <w:szCs w:val="15"/>
+              </w:rPr>
+              <w:t xml:space="preserve">Flow F31 · Agent field work: outlets, itineraries and consignment maximums</w:t>
+            </w:r>
+          </w:p>
+          <w:p>
+            <w:pPr>
+              <w:spacing w:after="20" w:before="0" w:line="264"/>
+            </w:pPr>
+            <w:r>
+              <w:rPr>
+                <w:rFonts w:ascii="Arial" w:cs="Arial" w:eastAsia="Arial" w:hAnsi="Arial"/>
+                <w:color w:val="5B6477"/>
+                <w:sz w:val="19"/>
+                <w:szCs w:val="19"/>
+              </w:rPr>
+              <w:t xml:space="preserve">1.  </w:t>
+            </w:r>
+            <w:r>
+              <w:rPr>
+                <w:rFonts w:ascii="Arial" w:cs="Arial" w:eastAsia="Arial" w:hAnsi="Arial"/>
+                <w:sz w:val="19"/>
+                <w:szCs w:val="19"/>
+              </w:rPr>
+              <w:t xml:space="preserve">On My Itinerary, under Claims: choose Fuel, type 350, add a receipt photo → Send claim.</w:t>
+            </w:r>
+          </w:p>
+          <w:p>
+            <w:pPr>
+              <w:spacing w:after="0" w:before="60" w:line="264"/>
+            </w:pPr>
+            <w:r>
+              <w:rPr>
+                <w:rFonts w:ascii="Arial" w:cs="Arial" w:eastAsia="Arial" w:hAnsi="Arial"/>
+                <w:b/>
+                <w:bCs/>
+                <w:color w:val="0B1F3A"/>
+                <w:sz w:val="19"/>
+                <w:szCs w:val="19"/>
+              </w:rPr>
+              <w:t xml:space="preserve">You should see: </w:t>
+            </w:r>
+            <w:r>
+              <w:rPr>
+                <w:rFonts w:ascii="Arial" w:cs="Arial" w:eastAsia="Arial" w:hAnsi="Arial"/>
+                <w:sz w:val="19"/>
+                <w:szCs w:val="19"/>
+              </w:rPr>
+              <w:t xml:space="preserve">The claim shows 'waiting'; after the Sales Manager approves it shows approved and Accounting is told to pay.</w:t>
+            </w:r>
+          </w:p>
+        </w:tc>
+        <w:tc>
+          <w:tcPr>
+            <w:tcW w:type="dxa" w:w="620"/>
+            <w:tcBorders>
+              <w:top w:val="single" w:color="C9D0DC" w:sz="4"/>
+              <w:left w:val="single" w:color="C9D0DC" w:sz="4"/>
+              <w:bottom w:val="single" w:color="C9D0DC" w:sz="4"/>
+              <w:right w:val="single" w:color="C9D0DC" w:sz="4"/>
+            </w:tcBorders>
+            <w:tcMar>
+              <w:top w:type="dxa" w:w="70"/>
+              <w:left w:type="dxa" w:w="100"/>
+              <w:bottom w:type="dxa" w:w="70"/>
+              <w:right w:type="dxa" w:w="100"/>
+            </w:tcMar>
+            <w:vAlign w:val="center"/>
+          </w:tcPr>
+          <w:p>
+            <w:pPr>
+              <w:spacing w:after="0" w:before="0" w:line="264"/>
+              <w:jc w:val="center"/>
+            </w:pPr>
+            <w:r>
+              <w:rPr>
+                <w:rFonts w:ascii="Arial" w:cs="Arial" w:eastAsia="Arial" w:hAnsi="Arial"/>
+                <w:sz w:val="30"/>
+                <w:szCs w:val="30"/>
+              </w:rPr>
+              <w:t xml:space="preserve">☐</w:t>
+            </w:r>
+          </w:p>
+        </w:tc>
+        <w:tc>
+          <w:tcPr>
+            <w:tcW w:type="dxa" w:w="620"/>
+            <w:tcBorders>
+              <w:top w:val="single" w:color="C9D0DC" w:sz="4"/>
+              <w:left w:val="single" w:color="C9D0DC" w:sz="4"/>
+              <w:bottom w:val="single" w:color="C9D0DC" w:sz="4"/>
+              <w:right w:val="single" w:color="C9D0DC" w:sz="4"/>
+            </w:tcBorders>
+            <w:tcMar>
+              <w:top w:type="dxa" w:w="70"/>
+              <w:left w:type="dxa" w:w="100"/>
+              <w:bottom w:type="dxa" w:w="70"/>
+              <w:right w:type="dxa" w:w="100"/>
+            </w:tcMar>
+            <w:vAlign w:val="center"/>
+          </w:tcPr>
+          <w:p>
+            <w:pPr>
+              <w:spacing w:after="0" w:before="0" w:line="264"/>
+              <w:jc w:val="center"/>
+            </w:pPr>
+            <w:r>
+              <w:rPr>
+                <w:rFonts w:ascii="Arial" w:cs="Arial" w:eastAsia="Arial" w:hAnsi="Arial"/>
+                <w:sz w:val="30"/>
+                <w:szCs w:val="30"/>
+              </w:rPr>
+              <w:t xml:space="preserve">☐</w:t>
+            </w:r>
+          </w:p>
+        </w:tc>
+        <w:tc>
+          <w:tcPr>
+            <w:tcW w:type="dxa" w:w="620"/>
+            <w:tcBorders>
+              <w:top w:val="single" w:color="C9D0DC" w:sz="4"/>
+              <w:left w:val="single" w:color="C9D0DC" w:sz="4"/>
+              <w:bottom w:val="single" w:color="C9D0DC" w:sz="4"/>
+              <w:right w:val="single" w:color="C9D0DC" w:sz="4"/>
+            </w:tcBorders>
+            <w:tcMar>
+              <w:top w:type="dxa" w:w="70"/>
+              <w:left w:type="dxa" w:w="100"/>
+              <w:bottom w:type="dxa" w:w="70"/>
+              <w:right w:type="dxa" w:w="100"/>
+            </w:tcMar>
+            <w:vAlign w:val="center"/>
+          </w:tcPr>
+          <w:p>
+            <w:pPr>
+              <w:spacing w:after="0" w:before="0" w:line="264"/>
+              <w:jc w:val="center"/>
+            </w:pPr>
+            <w:r>
+              <w:rPr>
+                <w:rFonts w:ascii="Arial" w:cs="Arial" w:eastAsia="Arial" w:hAnsi="Arial"/>
+                <w:sz w:val="30"/>
+                <w:szCs w:val="30"/>
+              </w:rPr>
+              <w:t xml:space="preserve">☐</w:t>
+            </w:r>
+          </w:p>
+        </w:tc>
+        <w:tc>
+          <w:tcPr>
+            <w:tcW w:type="dxa" w:w="2040"/>
+            <w:tcBorders>
+              <w:top w:val="single" w:color="C9D0DC" w:sz="4"/>
+              <w:left w:val="single" w:color="C9D0DC" w:sz="4"/>
+              <w:bottom w:val="single" w:color="C9D0DC" w:sz="4"/>
+              <w:right w:val="single" w:color="C9D0DC" w:sz="4"/>
+            </w:tcBorders>
+            <w:tcMar>
+              <w:top w:type="dxa" w:w="70"/>
+              <w:left w:type="dxa" w:w="100"/>
+              <w:bottom w:type="dxa" w:w="70"/>
+              <w:right w:type="dxa" w:w="100"/>
+            </w:tcMar>
+            <w:vAlign w:val="top"/>
+          </w:tcPr>
+          <w:p>
+            <w:pPr>
+              <w:spacing w:after="0" w:before="0" w:line="264"/>
+            </w:pPr>
+            <w:r>
+              <w:rPr>
+                <w:rFonts w:ascii="Arial" w:cs="Arial" w:eastAsia="Arial" w:hAnsi="Arial"/>
+                <w:sz w:val="19"/>
+                <w:szCs w:val="19"/>
+              </w:rPr>
+              <w:t xml:space="preserve"> </w:t>
+            </w:r>
+          </w:p>
+        </w:tc>
+      </w:tr>
+      <w:tr>
+        <w:trPr>
+          <w:cantSplit/>
+        </w:trPr>
+        <w:tc>
+          <w:tcPr>
+            <w:tcW w:type="dxa" w:w="860"/>
+            <w:tcBorders>
+              <w:top w:val="single" w:color="C9D0DC" w:sz="4"/>
+              <w:left w:val="single" w:color="C9D0DC" w:sz="4"/>
+              <w:bottom w:val="single" w:color="C9D0DC" w:sz="4"/>
+              <w:right w:val="single" w:color="C9D0DC" w:sz="4"/>
+            </w:tcBorders>
+            <w:tcMar>
+              <w:top w:type="dxa" w:w="70"/>
+              <w:left w:type="dxa" w:w="100"/>
+              <w:bottom w:type="dxa" w:w="70"/>
+              <w:right w:type="dxa" w:w="100"/>
+            </w:tcMar>
+            <w:vAlign w:val="top"/>
+          </w:tcPr>
+          <w:p>
+            <w:pPr>
+              <w:spacing w:after="0" w:before="0" w:line="264"/>
+            </w:pPr>
+            <w:r>
+              <w:rPr>
+                <w:rFonts w:ascii="Arial" w:cs="Arial" w:eastAsia="Arial" w:hAnsi="Arial"/>
+                <w:b/>
+                <w:bCs/>
+                <w:color w:val="5B6477"/>
+                <w:sz w:val="16"/>
+                <w:szCs w:val="16"/>
+              </w:rPr>
+              <w:t xml:space="preserve">AG-11</w:t>
+            </w:r>
+          </w:p>
+        </w:tc>
+        <w:tc>
+          <w:tcPr>
+            <w:tcW w:type="dxa" w:w="5480"/>
+            <w:tcBorders>
+              <w:top w:val="single" w:color="C9D0DC" w:sz="4"/>
+              <w:left w:val="single" w:color="C9D0DC" w:sz="4"/>
+              <w:bottom w:val="single" w:color="C9D0DC" w:sz="4"/>
+              <w:right w:val="single" w:color="C9D0DC" w:sz="4"/>
+            </w:tcBorders>
+            <w:tcMar>
+              <w:top w:type="dxa" w:w="70"/>
+              <w:left w:type="dxa" w:w="100"/>
+              <w:bottom w:type="dxa" w:w="70"/>
+              <w:right w:type="dxa" w:w="100"/>
+            </w:tcMar>
+            <w:vAlign w:val="top"/>
+          </w:tcPr>
+          <w:p>
+            <w:pPr>
+              <w:spacing w:after="40" w:before="0" w:line="264"/>
+            </w:pPr>
+            <w:r>
+              <w:rPr>
+                <w:rFonts w:ascii="Arial" w:cs="Arial" w:eastAsia="Arial" w:hAnsi="Arial"/>
+                <w:b/>
+                <w:bCs/>
+                <w:sz w:val="20"/>
+                <w:szCs w:val="20"/>
+              </w:rPr>
+              <w:t xml:space="preserve">My consignments and maximum</w:t>
+            </w:r>
+          </w:p>
+          <w:p>
+            <w:pPr>
+              <w:spacing w:after="40" w:before="0" w:line="264"/>
+            </w:pPr>
+            <w:r>
+              <w:rPr>
+                <w:rFonts w:ascii="Arial" w:cs="Arial" w:eastAsia="Arial" w:hAnsi="Arial"/>
+                <w:i/>
+                <w:iCs/>
+                <w:color w:val="5B6477"/>
+                <w:sz w:val="15"/>
+                <w:szCs w:val="15"/>
+              </w:rPr>
+              <w:t xml:space="preserve">Flow F31 · Agent field work: outlets, itineraries and consignment maximums</w:t>
+            </w:r>
+          </w:p>
+          <w:p>
+            <w:pPr>
+              <w:spacing w:after="20" w:before="0" w:line="264"/>
+            </w:pPr>
+            <w:r>
+              <w:rPr>
+                <w:rFonts w:ascii="Arial" w:cs="Arial" w:eastAsia="Arial" w:hAnsi="Arial"/>
+                <w:color w:val="5B6477"/>
+                <w:sz w:val="19"/>
+                <w:szCs w:val="19"/>
+              </w:rPr>
+              <w:t xml:space="preserve">1.  </w:t>
+            </w:r>
+            <w:r>
+              <w:rPr>
+                <w:rFonts w:ascii="Arial" w:cs="Arial" w:eastAsia="Arial" w:hAnsi="Arial"/>
+                <w:sz w:val="19"/>
+                <w:szCs w:val="19"/>
+              </w:rPr>
+              <w:t xml:space="preserve">Agent Consignments (My Consignments).</w:t>
+            </w:r>
+          </w:p>
+          <w:p>
+            <w:pPr>
+              <w:spacing w:after="0" w:before="60" w:line="264"/>
+            </w:pPr>
+            <w:r>
+              <w:rPr>
+                <w:rFonts w:ascii="Arial" w:cs="Arial" w:eastAsia="Arial" w:hAnsi="Arial"/>
+                <w:b/>
+                <w:bCs/>
+                <w:color w:val="0B1F3A"/>
+                <w:sz w:val="19"/>
+                <w:szCs w:val="19"/>
+              </w:rPr>
+              <w:t xml:space="preserve">You should see: </w:t>
+            </w:r>
+            <w:r>
+              <w:rPr>
+                <w:rFonts w:ascii="Arial" w:cs="Arial" w:eastAsia="Arial" w:hAnsi="Arial"/>
+                <w:sz w:val="19"/>
+                <w:szCs w:val="19"/>
+              </w:rPr>
+              <w:t xml:space="preserve">The consignees you are responsible for with their stock, what they owe, days since the last sales report and how much of your maximum is used.</w:t>
+            </w:r>
+          </w:p>
+        </w:tc>
+        <w:tc>
+          <w:tcPr>
+            <w:tcW w:type="dxa" w:w="620"/>
+            <w:tcBorders>
+              <w:top w:val="single" w:color="C9D0DC" w:sz="4"/>
+              <w:left w:val="single" w:color="C9D0DC" w:sz="4"/>
+              <w:bottom w:val="single" w:color="C9D0DC" w:sz="4"/>
+              <w:right w:val="single" w:color="C9D0DC" w:sz="4"/>
+            </w:tcBorders>
+            <w:tcMar>
+              <w:top w:type="dxa" w:w="70"/>
+              <w:left w:type="dxa" w:w="100"/>
+              <w:bottom w:type="dxa" w:w="70"/>
+              <w:right w:type="dxa" w:w="100"/>
+            </w:tcMar>
+            <w:vAlign w:val="center"/>
+          </w:tcPr>
+          <w:p>
+            <w:pPr>
+              <w:spacing w:after="0" w:before="0" w:line="264"/>
+              <w:jc w:val="center"/>
+            </w:pPr>
+            <w:r>
+              <w:rPr>
+                <w:rFonts w:ascii="Arial" w:cs="Arial" w:eastAsia="Arial" w:hAnsi="Arial"/>
+                <w:sz w:val="30"/>
+                <w:szCs w:val="30"/>
+              </w:rPr>
+              <w:t xml:space="preserve">☐</w:t>
+            </w:r>
+          </w:p>
+        </w:tc>
+        <w:tc>
+          <w:tcPr>
+            <w:tcW w:type="dxa" w:w="620"/>
+            <w:tcBorders>
+              <w:top w:val="single" w:color="C9D0DC" w:sz="4"/>
+              <w:left w:val="single" w:color="C9D0DC" w:sz="4"/>
+              <w:bottom w:val="single" w:color="C9D0DC" w:sz="4"/>
+              <w:right w:val="single" w:color="C9D0DC" w:sz="4"/>
+            </w:tcBorders>
+            <w:tcMar>
+              <w:top w:type="dxa" w:w="70"/>
+              <w:left w:type="dxa" w:w="100"/>
+              <w:bottom w:type="dxa" w:w="70"/>
+              <w:right w:type="dxa" w:w="100"/>
+            </w:tcMar>
+            <w:vAlign w:val="center"/>
+          </w:tcPr>
+          <w:p>
+            <w:pPr>
+              <w:spacing w:after="0" w:before="0" w:line="264"/>
+              <w:jc w:val="center"/>
+            </w:pPr>
+            <w:r>
+              <w:rPr>
+                <w:rFonts w:ascii="Arial" w:cs="Arial" w:eastAsia="Arial" w:hAnsi="Arial"/>
+                <w:sz w:val="30"/>
+                <w:szCs w:val="30"/>
+              </w:rPr>
+              <w:t xml:space="preserve">☐</w:t>
+            </w:r>
+          </w:p>
+        </w:tc>
+        <w:tc>
+          <w:tcPr>
+            <w:tcW w:type="dxa" w:w="620"/>
+            <w:tcBorders>
+              <w:top w:val="single" w:color="C9D0DC" w:sz="4"/>
+              <w:left w:val="single" w:color="C9D0DC" w:sz="4"/>
+              <w:bottom w:val="single" w:color="C9D0DC" w:sz="4"/>
+              <w:right w:val="single" w:color="C9D0DC" w:sz="4"/>
+            </w:tcBorders>
+            <w:tcMar>
+              <w:top w:type="dxa" w:w="70"/>
+              <w:left w:type="dxa" w:w="100"/>
+              <w:bottom w:type="dxa" w:w="70"/>
+              <w:right w:type="dxa" w:w="100"/>
+            </w:tcMar>
+            <w:vAlign w:val="center"/>
+          </w:tcPr>
+          <w:p>
+            <w:pPr>
+              <w:spacing w:after="0" w:before="0" w:line="264"/>
+              <w:jc w:val="center"/>
+            </w:pPr>
+            <w:r>
+              <w:rPr>
+                <w:rFonts w:ascii="Arial" w:cs="Arial" w:eastAsia="Arial" w:hAnsi="Arial"/>
+                <w:sz w:val="30"/>
+                <w:szCs w:val="30"/>
+              </w:rPr>
+              <w:t xml:space="preserve">☐</w:t>
+            </w:r>
+          </w:p>
+        </w:tc>
+        <w:tc>
+          <w:tcPr>
+            <w:tcW w:type="dxa" w:w="2040"/>
+            <w:tcBorders>
+              <w:top w:val="single" w:color="C9D0DC" w:sz="4"/>
+              <w:left w:val="single" w:color="C9D0DC" w:sz="4"/>
+              <w:bottom w:val="single" w:color="C9D0DC" w:sz="4"/>
+              <w:right w:val="single" w:color="C9D0DC" w:sz="4"/>
+            </w:tcBorders>
+            <w:tcMar>
+              <w:top w:type="dxa" w:w="70"/>
+              <w:left w:type="dxa" w:w="100"/>
+              <w:bottom w:type="dxa" w:w="70"/>
+              <w:right w:type="dxa" w:w="100"/>
+            </w:tcMar>
+            <w:vAlign w:val="top"/>
+          </w:tcPr>
+          <w:p>
+            <w:pPr>
+              <w:spacing w:after="0" w:before="0" w:line="264"/>
+            </w:pPr>
+            <w:r>
+              <w:rPr>
+                <w:rFonts w:ascii="Arial" w:cs="Arial" w:eastAsia="Arial" w:hAnsi="Arial"/>
+                <w:sz w:val="19"/>
+                <w:szCs w:val="19"/>
+              </w:rPr>
+              <w:t xml:space="preserve"> </w:t>
+            </w:r>
+          </w:p>
+        </w:tc>
+      </w:tr>
+      <w:tr>
+        <w:trPr>
+          <w:cantSplit/>
+        </w:trPr>
+        <w:tc>
+          <w:tcPr>
+            <w:tcW w:type="dxa" w:w="860"/>
+            <w:tcBorders>
+              <w:top w:val="single" w:color="C9D0DC" w:sz="4"/>
+              <w:left w:val="single" w:color="C9D0DC" w:sz="4"/>
+              <w:bottom w:val="single" w:color="C9D0DC" w:sz="4"/>
+              <w:right w:val="single" w:color="C9D0DC" w:sz="4"/>
+            </w:tcBorders>
+            <w:tcMar>
+              <w:top w:type="dxa" w:w="70"/>
+              <w:left w:type="dxa" w:w="100"/>
+              <w:bottom w:type="dxa" w:w="70"/>
+              <w:right w:type="dxa" w:w="100"/>
+            </w:tcMar>
+            <w:vAlign w:val="top"/>
+          </w:tcPr>
+          <w:p>
+            <w:pPr>
+              <w:spacing w:after="0" w:before="0" w:line="264"/>
+            </w:pPr>
+            <w:r>
+              <w:rPr>
+                <w:rFonts w:ascii="Arial" w:cs="Arial" w:eastAsia="Arial" w:hAnsi="Arial"/>
+                <w:b/>
+                <w:bCs/>
+                <w:color w:val="5B6477"/>
+                <w:sz w:val="16"/>
+                <w:szCs w:val="16"/>
+              </w:rPr>
+              <w:t xml:space="preserve">AG-12</w:t>
+            </w:r>
+          </w:p>
+        </w:tc>
+        <w:tc>
+          <w:tcPr>
+            <w:tcW w:type="dxa" w:w="5480"/>
+            <w:tcBorders>
+              <w:top w:val="single" w:color="C9D0DC" w:sz="4"/>
+              <w:left w:val="single" w:color="C9D0DC" w:sz="4"/>
+              <w:bottom w:val="single" w:color="C9D0DC" w:sz="4"/>
+              <w:right w:val="single" w:color="C9D0DC" w:sz="4"/>
+            </w:tcBorders>
+            <w:tcMar>
+              <w:top w:type="dxa" w:w="70"/>
+              <w:left w:type="dxa" w:w="100"/>
+              <w:bottom w:type="dxa" w:w="70"/>
+              <w:right w:type="dxa" w:w="100"/>
+            </w:tcMar>
+            <w:vAlign w:val="top"/>
+          </w:tcPr>
+          <w:p>
+            <w:pPr>
+              <w:spacing w:after="40" w:before="0" w:line="264"/>
+            </w:pPr>
+            <w:r>
+              <w:rPr>
+                <w:rFonts w:ascii="Arial" w:cs="Arial" w:eastAsia="Arial" w:hAnsi="Arial"/>
+                <w:b/>
+                <w:bCs/>
+                <w:sz w:val="20"/>
+                <w:szCs w:val="20"/>
+              </w:rPr>
+              <w:t xml:space="preserve">Orders of my outlets</w:t>
+            </w:r>
+          </w:p>
+          <w:p>
+            <w:pPr>
+              <w:spacing w:after="40" w:before="0" w:line="264"/>
+            </w:pPr>
+            <w:r>
+              <w:rPr>
+                <w:rFonts w:ascii="Arial" w:cs="Arial" w:eastAsia="Arial" w:hAnsi="Arial"/>
+                <w:i/>
+                <w:iCs/>
+                <w:color w:val="5B6477"/>
+                <w:sz w:val="15"/>
+                <w:szCs w:val="15"/>
+              </w:rPr>
+              <w:t xml:space="preserve">Flow F31 · Agent field work: outlets, itineraries and consignment maximums</w:t>
+            </w:r>
+          </w:p>
+          <w:p>
+            <w:pPr>
+              <w:spacing w:after="20" w:before="0" w:line="264"/>
+            </w:pPr>
+            <w:r>
+              <w:rPr>
+                <w:rFonts w:ascii="Arial" w:cs="Arial" w:eastAsia="Arial" w:hAnsi="Arial"/>
+                <w:color w:val="5B6477"/>
+                <w:sz w:val="19"/>
+                <w:szCs w:val="19"/>
+              </w:rPr>
+              <w:t xml:space="preserve">1.  </w:t>
+            </w:r>
+            <w:r>
+              <w:rPr>
+                <w:rFonts w:ascii="Arial" w:cs="Arial" w:eastAsia="Arial" w:hAnsi="Arial"/>
+                <w:sz w:val="19"/>
+                <w:szCs w:val="19"/>
+              </w:rPr>
+              <w:t xml:space="preserve">After a sales associate tags your outlet on a sale, open My Sales and then the outlet.</w:t>
+            </w:r>
+          </w:p>
+          <w:p>
+            <w:pPr>
+              <w:spacing w:after="0" w:before="60" w:line="264"/>
+            </w:pPr>
+            <w:r>
+              <w:rPr>
+                <w:rFonts w:ascii="Arial" w:cs="Arial" w:eastAsia="Arial" w:hAnsi="Arial"/>
+                <w:b/>
+                <w:bCs/>
+                <w:color w:val="0B1F3A"/>
+                <w:sz w:val="19"/>
+                <w:szCs w:val="19"/>
+              </w:rPr>
+              <w:t xml:space="preserve">You should see: </w:t>
+            </w:r>
+            <w:r>
+              <w:rPr>
+                <w:rFonts w:ascii="Arial" w:cs="Arial" w:eastAsia="Arial" w:hAnsi="Arial"/>
+                <w:sz w:val="19"/>
+                <w:szCs w:val="19"/>
+              </w:rPr>
+              <w:t xml:space="preserve">The order is listed with the outlet name, in My Sales and on the outlet.</w:t>
             </w:r>
           </w:p>
         </w:tc>
@@ -2829,7 +4483,7 @@
                 <w:sz w:val="17"/>
                 <w:szCs w:val="17"/>
               </w:rPr>
-              <w:t xml:space="preserve">Passed (of 8)</w:t>
+              <w:t xml:space="preserve">Passed (of 14)</w:t>
             </w:r>
           </w:p>
         </w:tc>

--- a/docs/acceptance-test/per-user/23-agent.jerick.docx
+++ b/docs/acceptance-test/per-user/23-agent.jerick.docx
@@ -117,7 +117,7 @@
           <w:sz w:val="18"/>
           <w:szCs w:val="18"/>
         </w:rPr>
-        <w:t xml:space="preserve">  ·  14 checks</w:t>
+        <w:t xml:space="preserve">  ·  15 checks</w:t>
       </w:r>
     </w:p>
     <w:tbl>
@@ -1064,6 +1064,273 @@
                 <w:szCs w:val="19"/>
               </w:rPr>
               <w:t xml:space="preserve">My guide shows the steps for this role only. The picture guide opens with numbered red boxes.</w:t>
+            </w:r>
+          </w:p>
+        </w:tc>
+        <w:tc>
+          <w:tcPr>
+            <w:tcW w:type="dxa" w:w="620"/>
+            <w:tcBorders>
+              <w:top w:val="single" w:color="C9D0DC" w:sz="4"/>
+              <w:left w:val="single" w:color="C9D0DC" w:sz="4"/>
+              <w:bottom w:val="single" w:color="C9D0DC" w:sz="4"/>
+              <w:right w:val="single" w:color="C9D0DC" w:sz="4"/>
+            </w:tcBorders>
+            <w:tcMar>
+              <w:top w:type="dxa" w:w="70"/>
+              <w:left w:type="dxa" w:w="100"/>
+              <w:bottom w:type="dxa" w:w="70"/>
+              <w:right w:type="dxa" w:w="100"/>
+            </w:tcMar>
+            <w:vAlign w:val="center"/>
+          </w:tcPr>
+          <w:p>
+            <w:pPr>
+              <w:spacing w:after="0" w:before="0" w:line="264"/>
+              <w:jc w:val="center"/>
+            </w:pPr>
+            <w:r>
+              <w:rPr>
+                <w:rFonts w:ascii="Arial" w:cs="Arial" w:eastAsia="Arial" w:hAnsi="Arial"/>
+                <w:sz w:val="30"/>
+                <w:szCs w:val="30"/>
+              </w:rPr>
+              <w:t xml:space="preserve">☐</w:t>
+            </w:r>
+          </w:p>
+        </w:tc>
+        <w:tc>
+          <w:tcPr>
+            <w:tcW w:type="dxa" w:w="620"/>
+            <w:tcBorders>
+              <w:top w:val="single" w:color="C9D0DC" w:sz="4"/>
+              <w:left w:val="single" w:color="C9D0DC" w:sz="4"/>
+              <w:bottom w:val="single" w:color="C9D0DC" w:sz="4"/>
+              <w:right w:val="single" w:color="C9D0DC" w:sz="4"/>
+            </w:tcBorders>
+            <w:tcMar>
+              <w:top w:type="dxa" w:w="70"/>
+              <w:left w:type="dxa" w:w="100"/>
+              <w:bottom w:type="dxa" w:w="70"/>
+              <w:right w:type="dxa" w:w="100"/>
+            </w:tcMar>
+            <w:vAlign w:val="center"/>
+          </w:tcPr>
+          <w:p>
+            <w:pPr>
+              <w:spacing w:after="0" w:before="0" w:line="264"/>
+              <w:jc w:val="center"/>
+            </w:pPr>
+            <w:r>
+              <w:rPr>
+                <w:rFonts w:ascii="Arial" w:cs="Arial" w:eastAsia="Arial" w:hAnsi="Arial"/>
+                <w:sz w:val="30"/>
+                <w:szCs w:val="30"/>
+              </w:rPr>
+              <w:t xml:space="preserve">☐</w:t>
+            </w:r>
+          </w:p>
+        </w:tc>
+        <w:tc>
+          <w:tcPr>
+            <w:tcW w:type="dxa" w:w="620"/>
+            <w:tcBorders>
+              <w:top w:val="single" w:color="C9D0DC" w:sz="4"/>
+              <w:left w:val="single" w:color="C9D0DC" w:sz="4"/>
+              <w:bottom w:val="single" w:color="C9D0DC" w:sz="4"/>
+              <w:right w:val="single" w:color="C9D0DC" w:sz="4"/>
+            </w:tcBorders>
+            <w:tcMar>
+              <w:top w:type="dxa" w:w="70"/>
+              <w:left w:type="dxa" w:w="100"/>
+              <w:bottom w:type="dxa" w:w="70"/>
+              <w:right w:type="dxa" w:w="100"/>
+            </w:tcMar>
+            <w:vAlign w:val="center"/>
+          </w:tcPr>
+          <w:p>
+            <w:pPr>
+              <w:spacing w:after="0" w:before="0" w:line="264"/>
+              <w:jc w:val="center"/>
+            </w:pPr>
+            <w:r>
+              <w:rPr>
+                <w:rFonts w:ascii="Arial" w:cs="Arial" w:eastAsia="Arial" w:hAnsi="Arial"/>
+                <w:sz w:val="30"/>
+                <w:szCs w:val="30"/>
+              </w:rPr>
+              <w:t xml:space="preserve">☐</w:t>
+            </w:r>
+          </w:p>
+        </w:tc>
+        <w:tc>
+          <w:tcPr>
+            <w:tcW w:type="dxa" w:w="2040"/>
+            <w:tcBorders>
+              <w:top w:val="single" w:color="C9D0DC" w:sz="4"/>
+              <w:left w:val="single" w:color="C9D0DC" w:sz="4"/>
+              <w:bottom w:val="single" w:color="C9D0DC" w:sz="4"/>
+              <w:right w:val="single" w:color="C9D0DC" w:sz="4"/>
+            </w:tcBorders>
+            <w:tcMar>
+              <w:top w:type="dxa" w:w="70"/>
+              <w:left w:type="dxa" w:w="100"/>
+              <w:bottom w:type="dxa" w:w="70"/>
+              <w:right w:type="dxa" w:w="100"/>
+            </w:tcMar>
+            <w:vAlign w:val="top"/>
+          </w:tcPr>
+          <w:p>
+            <w:pPr>
+              <w:spacing w:after="0" w:before="0" w:line="264"/>
+            </w:pPr>
+            <w:r>
+              <w:rPr>
+                <w:rFonts w:ascii="Arial" w:cs="Arial" w:eastAsia="Arial" w:hAnsi="Arial"/>
+                <w:sz w:val="19"/>
+                <w:szCs w:val="19"/>
+              </w:rPr>
+              <w:t xml:space="preserve"> </w:t>
+            </w:r>
+          </w:p>
+        </w:tc>
+      </w:tr>
+      <w:tr>
+        <w:trPr>
+          <w:cantSplit/>
+        </w:trPr>
+        <w:tc>
+          <w:tcPr>
+            <w:tcW w:type="dxa" w:w="860"/>
+            <w:tcBorders>
+              <w:top w:val="single" w:color="C9D0DC" w:sz="4"/>
+              <w:left w:val="single" w:color="C9D0DC" w:sz="4"/>
+              <w:bottom w:val="single" w:color="C9D0DC" w:sz="4"/>
+              <w:right w:val="single" w:color="C9D0DC" w:sz="4"/>
+            </w:tcBorders>
+            <w:tcMar>
+              <w:top w:type="dxa" w:w="70"/>
+              <w:left w:type="dxa" w:w="100"/>
+              <w:bottom w:type="dxa" w:w="70"/>
+              <w:right w:type="dxa" w:w="100"/>
+            </w:tcMar>
+            <w:vAlign w:val="top"/>
+          </w:tcPr>
+          <w:p>
+            <w:pPr>
+              <w:spacing w:after="0" w:before="0" w:line="264"/>
+            </w:pPr>
+            <w:r>
+              <w:rPr>
+                <w:rFonts w:ascii="Arial" w:cs="Arial" w:eastAsia="Arial" w:hAnsi="Arial"/>
+                <w:b/>
+                <w:bCs/>
+                <w:color w:val="5B6477"/>
+                <w:sz w:val="16"/>
+                <w:szCs w:val="16"/>
+              </w:rPr>
+              <w:t xml:space="preserve">GEN-SRCH</w:t>
+            </w:r>
+          </w:p>
+        </w:tc>
+        <w:tc>
+          <w:tcPr>
+            <w:tcW w:type="dxa" w:w="5480"/>
+            <w:tcBorders>
+              <w:top w:val="single" w:color="C9D0DC" w:sz="4"/>
+              <w:left w:val="single" w:color="C9D0DC" w:sz="4"/>
+              <w:bottom w:val="single" w:color="C9D0DC" w:sz="4"/>
+              <w:right w:val="single" w:color="C9D0DC" w:sz="4"/>
+            </w:tcBorders>
+            <w:tcMar>
+              <w:top w:type="dxa" w:w="70"/>
+              <w:left w:type="dxa" w:w="100"/>
+              <w:bottom w:type="dxa" w:w="70"/>
+              <w:right w:type="dxa" w:w="100"/>
+            </w:tcMar>
+            <w:vAlign w:val="top"/>
+          </w:tcPr>
+          <w:p>
+            <w:pPr>
+              <w:spacing w:after="40" w:before="0" w:line="264"/>
+            </w:pPr>
+            <w:r>
+              <w:rPr>
+                <w:rFonts w:ascii="Arial" w:cs="Arial" w:eastAsia="Arial" w:hAnsi="Arial"/>
+                <w:b/>
+                <w:bCs/>
+                <w:sz w:val="20"/>
+                <w:szCs w:val="20"/>
+              </w:rPr>
+              <w:t xml:space="preserve">Search a list</w:t>
+            </w:r>
+          </w:p>
+          <w:p>
+            <w:pPr>
+              <w:spacing w:after="20" w:before="0" w:line="264"/>
+            </w:pPr>
+            <w:r>
+              <w:rPr>
+                <w:rFonts w:ascii="Arial" w:cs="Arial" w:eastAsia="Arial" w:hAnsi="Arial"/>
+                <w:color w:val="5B6477"/>
+                <w:sz w:val="19"/>
+                <w:szCs w:val="19"/>
+              </w:rPr>
+              <w:t xml:space="preserve">1.  </w:t>
+            </w:r>
+            <w:r>
+              <w:rPr>
+                <w:rFonts w:ascii="Arial" w:cs="Arial" w:eastAsia="Arial" w:hAnsi="Arial"/>
+                <w:sz w:val="19"/>
+                <w:szCs w:val="19"/>
+              </w:rPr>
+              <w:t xml:space="preserve">Open a list with six or more rows (for example Sales List, Cash Fund or Chart of Accounts).</w:t>
+            </w:r>
+          </w:p>
+          <w:p>
+            <w:pPr>
+              <w:spacing w:after="20" w:before="0" w:line="264"/>
+            </w:pPr>
+            <w:r>
+              <w:rPr>
+                <w:rFonts w:ascii="Arial" w:cs="Arial" w:eastAsia="Arial" w:hAnsi="Arial"/>
+                <w:color w:val="5B6477"/>
+                <w:sz w:val="19"/>
+                <w:szCs w:val="19"/>
+              </w:rPr>
+              <w:t xml:space="preserve">2.  </w:t>
+            </w:r>
+            <w:r>
+              <w:rPr>
+                <w:rFonts w:ascii="Arial" w:cs="Arial" w:eastAsia="Arial" w:hAnsi="Arial"/>
+                <w:sz w:val="19"/>
+                <w:szCs w:val="19"/>
+              </w:rPr>
+              <w:t xml:space="preserve">Type part of a name, number or product in Search this list.</w:t>
+            </w:r>
+          </w:p>
+          <w:p>
+            <w:pPr>
+              <w:spacing w:after="0" w:before="60" w:line="264"/>
+            </w:pPr>
+            <w:r>
+              <w:rPr>
+                <w:rFonts w:ascii="Arial" w:cs="Arial" w:eastAsia="Arial" w:hAnsi="Arial"/>
+                <w:b/>
+                <w:bCs/>
+                <w:color w:val="0B1F3A"/>
+                <w:sz w:val="19"/>
+                <w:szCs w:val="19"/>
+              </w:rPr>
+              <w:t xml:space="preserve">You should see: </w:t>
+            </w:r>
+            <w:r>
+              <w:rPr>
+                <w:rFonts w:ascii="Arial" w:cs="Arial" w:eastAsia="Arial" w:hAnsi="Arial"/>
+                <w:sz w:val="19"/>
+                <w:szCs w:val="19"/>
+              </w:rPr>
+              <w:t xml:space="preserve">Only rows that contain every word you typed are shown; clearing the box shows all rows again.</w:t>
             </w:r>
           </w:p>
         </w:tc>
@@ -4483,7 +4750,7 @@
                 <w:sz w:val="17"/>
                 <w:szCs w:val="17"/>
               </w:rPr>
-              <w:t xml:space="preserve">Passed (of 14)</w:t>
+              <w:t xml:space="preserve">Passed (of 15)</w:t>
             </w:r>
           </w:p>
         </w:tc>

--- a/docs/acceptance-test/per-user/23-agent.jerick.docx
+++ b/docs/acceptance-test/per-user/23-agent.jerick.docx
@@ -117,7 +117,7 @@
           <w:sz w:val="18"/>
           <w:szCs w:val="18"/>
         </w:rPr>
-        <w:t xml:space="preserve">  ·  15 checks</w:t>
+        <w:t xml:space="preserve">  ·  16 checks</w:t>
       </w:r>
     </w:p>
     <w:tbl>
@@ -1331,6 +1331,295 @@
                 <w:szCs w:val="19"/>
               </w:rPr>
               <w:t xml:space="preserve">Only rows that contain every word you typed are shown; clearing the box shows all rows again.</w:t>
+            </w:r>
+          </w:p>
+        </w:tc>
+        <w:tc>
+          <w:tcPr>
+            <w:tcW w:type="dxa" w:w="620"/>
+            <w:tcBorders>
+              <w:top w:val="single" w:color="C9D0DC" w:sz="4"/>
+              <w:left w:val="single" w:color="C9D0DC" w:sz="4"/>
+              <w:bottom w:val="single" w:color="C9D0DC" w:sz="4"/>
+              <w:right w:val="single" w:color="C9D0DC" w:sz="4"/>
+            </w:tcBorders>
+            <w:tcMar>
+              <w:top w:type="dxa" w:w="70"/>
+              <w:left w:type="dxa" w:w="100"/>
+              <w:bottom w:type="dxa" w:w="70"/>
+              <w:right w:type="dxa" w:w="100"/>
+            </w:tcMar>
+            <w:vAlign w:val="center"/>
+          </w:tcPr>
+          <w:p>
+            <w:pPr>
+              <w:spacing w:after="0" w:before="0" w:line="264"/>
+              <w:jc w:val="center"/>
+            </w:pPr>
+            <w:r>
+              <w:rPr>
+                <w:rFonts w:ascii="Arial" w:cs="Arial" w:eastAsia="Arial" w:hAnsi="Arial"/>
+                <w:sz w:val="30"/>
+                <w:szCs w:val="30"/>
+              </w:rPr>
+              <w:t xml:space="preserve">☐</w:t>
+            </w:r>
+          </w:p>
+        </w:tc>
+        <w:tc>
+          <w:tcPr>
+            <w:tcW w:type="dxa" w:w="620"/>
+            <w:tcBorders>
+              <w:top w:val="single" w:color="C9D0DC" w:sz="4"/>
+              <w:left w:val="single" w:color="C9D0DC" w:sz="4"/>
+              <w:bottom w:val="single" w:color="C9D0DC" w:sz="4"/>
+              <w:right w:val="single" w:color="C9D0DC" w:sz="4"/>
+            </w:tcBorders>
+            <w:tcMar>
+              <w:top w:type="dxa" w:w="70"/>
+              <w:left w:type="dxa" w:w="100"/>
+              <w:bottom w:type="dxa" w:w="70"/>
+              <w:right w:type="dxa" w:w="100"/>
+            </w:tcMar>
+            <w:vAlign w:val="center"/>
+          </w:tcPr>
+          <w:p>
+            <w:pPr>
+              <w:spacing w:after="0" w:before="0" w:line="264"/>
+              <w:jc w:val="center"/>
+            </w:pPr>
+            <w:r>
+              <w:rPr>
+                <w:rFonts w:ascii="Arial" w:cs="Arial" w:eastAsia="Arial" w:hAnsi="Arial"/>
+                <w:sz w:val="30"/>
+                <w:szCs w:val="30"/>
+              </w:rPr>
+              <w:t xml:space="preserve">☐</w:t>
+            </w:r>
+          </w:p>
+        </w:tc>
+        <w:tc>
+          <w:tcPr>
+            <w:tcW w:type="dxa" w:w="620"/>
+            <w:tcBorders>
+              <w:top w:val="single" w:color="C9D0DC" w:sz="4"/>
+              <w:left w:val="single" w:color="C9D0DC" w:sz="4"/>
+              <w:bottom w:val="single" w:color="C9D0DC" w:sz="4"/>
+              <w:right w:val="single" w:color="C9D0DC" w:sz="4"/>
+            </w:tcBorders>
+            <w:tcMar>
+              <w:top w:type="dxa" w:w="70"/>
+              <w:left w:type="dxa" w:w="100"/>
+              <w:bottom w:type="dxa" w:w="70"/>
+              <w:right w:type="dxa" w:w="100"/>
+            </w:tcMar>
+            <w:vAlign w:val="center"/>
+          </w:tcPr>
+          <w:p>
+            <w:pPr>
+              <w:spacing w:after="0" w:before="0" w:line="264"/>
+              <w:jc w:val="center"/>
+            </w:pPr>
+            <w:r>
+              <w:rPr>
+                <w:rFonts w:ascii="Arial" w:cs="Arial" w:eastAsia="Arial" w:hAnsi="Arial"/>
+                <w:sz w:val="30"/>
+                <w:szCs w:val="30"/>
+              </w:rPr>
+              <w:t xml:space="preserve">☐</w:t>
+            </w:r>
+          </w:p>
+        </w:tc>
+        <w:tc>
+          <w:tcPr>
+            <w:tcW w:type="dxa" w:w="2040"/>
+            <w:tcBorders>
+              <w:top w:val="single" w:color="C9D0DC" w:sz="4"/>
+              <w:left w:val="single" w:color="C9D0DC" w:sz="4"/>
+              <w:bottom w:val="single" w:color="C9D0DC" w:sz="4"/>
+              <w:right w:val="single" w:color="C9D0DC" w:sz="4"/>
+            </w:tcBorders>
+            <w:tcMar>
+              <w:top w:type="dxa" w:w="70"/>
+              <w:left w:type="dxa" w:w="100"/>
+              <w:bottom w:type="dxa" w:w="70"/>
+              <w:right w:type="dxa" w:w="100"/>
+            </w:tcMar>
+            <w:vAlign w:val="top"/>
+          </w:tcPr>
+          <w:p>
+            <w:pPr>
+              <w:spacing w:after="0" w:before="0" w:line="264"/>
+            </w:pPr>
+            <w:r>
+              <w:rPr>
+                <w:rFonts w:ascii="Arial" w:cs="Arial" w:eastAsia="Arial" w:hAnsi="Arial"/>
+                <w:sz w:val="19"/>
+                <w:szCs w:val="19"/>
+              </w:rPr>
+              <w:t xml:space="preserve"> </w:t>
+            </w:r>
+          </w:p>
+        </w:tc>
+      </w:tr>
+      <w:tr>
+        <w:trPr>
+          <w:cantSplit/>
+        </w:trPr>
+        <w:tc>
+          <w:tcPr>
+            <w:tcW w:type="dxa" w:w="860"/>
+            <w:tcBorders>
+              <w:top w:val="single" w:color="C9D0DC" w:sz="4"/>
+              <w:left w:val="single" w:color="C9D0DC" w:sz="4"/>
+              <w:bottom w:val="single" w:color="C9D0DC" w:sz="4"/>
+              <w:right w:val="single" w:color="C9D0DC" w:sz="4"/>
+            </w:tcBorders>
+            <w:tcMar>
+              <w:top w:type="dxa" w:w="70"/>
+              <w:left w:type="dxa" w:w="100"/>
+              <w:bottom w:type="dxa" w:w="70"/>
+              <w:right w:type="dxa" w:w="100"/>
+            </w:tcMar>
+            <w:vAlign w:val="top"/>
+          </w:tcPr>
+          <w:p>
+            <w:pPr>
+              <w:spacing w:after="0" w:before="0" w:line="264"/>
+            </w:pPr>
+            <w:r>
+              <w:rPr>
+                <w:rFonts w:ascii="Arial" w:cs="Arial" w:eastAsia="Arial" w:hAnsi="Arial"/>
+                <w:b/>
+                <w:bCs/>
+                <w:color w:val="5B6477"/>
+                <w:sz w:val="16"/>
+                <w:szCs w:val="16"/>
+              </w:rPr>
+              <w:t xml:space="preserve">GEN-MEM</w:t>
+            </w:r>
+          </w:p>
+        </w:tc>
+        <w:tc>
+          <w:tcPr>
+            <w:tcW w:type="dxa" w:w="5480"/>
+            <w:tcBorders>
+              <w:top w:val="single" w:color="C9D0DC" w:sz="4"/>
+              <w:left w:val="single" w:color="C9D0DC" w:sz="4"/>
+              <w:bottom w:val="single" w:color="C9D0DC" w:sz="4"/>
+              <w:right w:val="single" w:color="C9D0DC" w:sz="4"/>
+            </w:tcBorders>
+            <w:tcMar>
+              <w:top w:type="dxa" w:w="70"/>
+              <w:left w:type="dxa" w:w="100"/>
+              <w:bottom w:type="dxa" w:w="70"/>
+              <w:right w:type="dxa" w:w="100"/>
+            </w:tcMar>
+            <w:vAlign w:val="top"/>
+          </w:tcPr>
+          <w:p>
+            <w:pPr>
+              <w:spacing w:after="40" w:before="0" w:line="264"/>
+            </w:pPr>
+            <w:r>
+              <w:rPr>
+                <w:rFonts w:ascii="Arial" w:cs="Arial" w:eastAsia="Arial" w:hAnsi="Arial"/>
+                <w:b/>
+                <w:bCs/>
+                <w:sz w:val="20"/>
+                <w:szCs w:val="20"/>
+              </w:rPr>
+              <w:t xml:space="preserve">Member page for customers (phone)</w:t>
+            </w:r>
+          </w:p>
+          <w:p>
+            <w:pPr>
+              <w:spacing w:after="20" w:before="0" w:line="264"/>
+            </w:pPr>
+            <w:r>
+              <w:rPr>
+                <w:rFonts w:ascii="Arial" w:cs="Arial" w:eastAsia="Arial" w:hAnsi="Arial"/>
+                <w:color w:val="5B6477"/>
+                <w:sz w:val="19"/>
+                <w:szCs w:val="19"/>
+              </w:rPr>
+              <w:t xml:space="preserve">1.  </w:t>
+            </w:r>
+            <w:r>
+              <w:rPr>
+                <w:rFonts w:ascii="Arial" w:cs="Arial" w:eastAsia="Arial" w:hAnsi="Arial"/>
+                <w:sz w:val="19"/>
+                <w:szCs w:val="19"/>
+              </w:rPr>
+              <w:t xml:space="preserve">Open /member on a phone.</w:t>
+            </w:r>
+          </w:p>
+          <w:p>
+            <w:pPr>
+              <w:spacing w:after="20" w:before="0" w:line="264"/>
+            </w:pPr>
+            <w:r>
+              <w:rPr>
+                <w:rFonts w:ascii="Arial" w:cs="Arial" w:eastAsia="Arial" w:hAnsi="Arial"/>
+                <w:color w:val="5B6477"/>
+                <w:sz w:val="19"/>
+                <w:szCs w:val="19"/>
+              </w:rPr>
+              <w:t xml:space="preserve">2.  </w:t>
+            </w:r>
+            <w:r>
+              <w:rPr>
+                <w:rFonts w:ascii="Arial" w:cs="Arial" w:eastAsia="Arial" w:hAnsi="Arial"/>
+                <w:sz w:val="19"/>
+                <w:szCs w:val="19"/>
+              </w:rPr>
+              <w:t xml:space="preserve">Become a member with your own mobile number, tick the agreement, create the account.</w:t>
+            </w:r>
+          </w:p>
+          <w:p>
+            <w:pPr>
+              <w:spacing w:after="20" w:before="0" w:line="264"/>
+            </w:pPr>
+            <w:r>
+              <w:rPr>
+                <w:rFonts w:ascii="Arial" w:cs="Arial" w:eastAsia="Arial" w:hAnsi="Arial"/>
+                <w:color w:val="5B6477"/>
+                <w:sz w:val="19"/>
+                <w:szCs w:val="19"/>
+              </w:rPr>
+              <w:t xml:space="preserve">3.  </w:t>
+            </w:r>
+            <w:r>
+              <w:rPr>
+                <w:rFonts w:ascii="Arial" w:cs="Arial" w:eastAsia="Arial" w:hAnsi="Arial"/>
+                <w:sz w:val="19"/>
+                <w:szCs w:val="19"/>
+              </w:rPr>
+              <w:t xml:space="preserve">My card → the QR code and member number. Ask the counter to tag a sale to you, then My purchases.</w:t>
+            </w:r>
+          </w:p>
+          <w:p>
+            <w:pPr>
+              <w:spacing w:after="0" w:before="60" w:line="264"/>
+            </w:pPr>
+            <w:r>
+              <w:rPr>
+                <w:rFonts w:ascii="Arial" w:cs="Arial" w:eastAsia="Arial" w:hAnsi="Arial"/>
+                <w:b/>
+                <w:bCs/>
+                <w:color w:val="0B1F3A"/>
+                <w:sz w:val="19"/>
+                <w:szCs w:val="19"/>
+              </w:rPr>
+              <w:t xml:space="preserve">You should see: </w:t>
+            </w:r>
+            <w:r>
+              <w:rPr>
+                <w:rFonts w:ascii="Arial" w:cs="Arial" w:eastAsia="Arial" w:hAnsi="Arial"/>
+                <w:sz w:val="19"/>
+                <w:szCs w:val="19"/>
+              </w:rPr>
+              <w:t xml:space="preserve">The QR card shows; after a tagged sale the purchase appears with its items. Sign out and in again with the mobile number and password.</w:t>
             </w:r>
           </w:p>
         </w:tc>
@@ -4750,7 +5039,7 @@
                 <w:sz w:val="17"/>
                 <w:szCs w:val="17"/>
               </w:rPr>
-              <w:t xml:space="preserve">Passed (of 15)</w:t>
+              <w:t xml:space="preserve">Passed (of 16)</w:t>
             </w:r>
           </w:p>
         </w:tc>

--- a/docs/acceptance-test/per-user/23-agent.jerick.docx
+++ b/docs/acceptance-test/per-user/23-agent.jerick.docx
@@ -117,7 +117,7 @@
           <w:sz w:val="18"/>
           <w:szCs w:val="18"/>
         </w:rPr>
-        <w:t xml:space="preserve">  ·  16 checks</w:t>
+        <w:t xml:space="preserve">  ·  17 checks</w:t>
       </w:r>
     </w:p>
     <w:tbl>
@@ -1620,6 +1620,273 @@
                 <w:szCs w:val="19"/>
               </w:rPr>
               <w:t xml:space="preserve">The QR card shows; after a tagged sale the purchase appears with its items. Sign out and in again with the mobile number and password.</w:t>
+            </w:r>
+          </w:p>
+        </w:tc>
+        <w:tc>
+          <w:tcPr>
+            <w:tcW w:type="dxa" w:w="620"/>
+            <w:tcBorders>
+              <w:top w:val="single" w:color="C9D0DC" w:sz="4"/>
+              <w:left w:val="single" w:color="C9D0DC" w:sz="4"/>
+              <w:bottom w:val="single" w:color="C9D0DC" w:sz="4"/>
+              <w:right w:val="single" w:color="C9D0DC" w:sz="4"/>
+            </w:tcBorders>
+            <w:tcMar>
+              <w:top w:type="dxa" w:w="70"/>
+              <w:left w:type="dxa" w:w="100"/>
+              <w:bottom w:type="dxa" w:w="70"/>
+              <w:right w:type="dxa" w:w="100"/>
+            </w:tcMar>
+            <w:vAlign w:val="center"/>
+          </w:tcPr>
+          <w:p>
+            <w:pPr>
+              <w:spacing w:after="0" w:before="0" w:line="264"/>
+              <w:jc w:val="center"/>
+            </w:pPr>
+            <w:r>
+              <w:rPr>
+                <w:rFonts w:ascii="Arial" w:cs="Arial" w:eastAsia="Arial" w:hAnsi="Arial"/>
+                <w:sz w:val="30"/>
+                <w:szCs w:val="30"/>
+              </w:rPr>
+              <w:t xml:space="preserve">☐</w:t>
+            </w:r>
+          </w:p>
+        </w:tc>
+        <w:tc>
+          <w:tcPr>
+            <w:tcW w:type="dxa" w:w="620"/>
+            <w:tcBorders>
+              <w:top w:val="single" w:color="C9D0DC" w:sz="4"/>
+              <w:left w:val="single" w:color="C9D0DC" w:sz="4"/>
+              <w:bottom w:val="single" w:color="C9D0DC" w:sz="4"/>
+              <w:right w:val="single" w:color="C9D0DC" w:sz="4"/>
+            </w:tcBorders>
+            <w:tcMar>
+              <w:top w:type="dxa" w:w="70"/>
+              <w:left w:type="dxa" w:w="100"/>
+              <w:bottom w:type="dxa" w:w="70"/>
+              <w:right w:type="dxa" w:w="100"/>
+            </w:tcMar>
+            <w:vAlign w:val="center"/>
+          </w:tcPr>
+          <w:p>
+            <w:pPr>
+              <w:spacing w:after="0" w:before="0" w:line="264"/>
+              <w:jc w:val="center"/>
+            </w:pPr>
+            <w:r>
+              <w:rPr>
+                <w:rFonts w:ascii="Arial" w:cs="Arial" w:eastAsia="Arial" w:hAnsi="Arial"/>
+                <w:sz w:val="30"/>
+                <w:szCs w:val="30"/>
+              </w:rPr>
+              <w:t xml:space="preserve">☐</w:t>
+            </w:r>
+          </w:p>
+        </w:tc>
+        <w:tc>
+          <w:tcPr>
+            <w:tcW w:type="dxa" w:w="620"/>
+            <w:tcBorders>
+              <w:top w:val="single" w:color="C9D0DC" w:sz="4"/>
+              <w:left w:val="single" w:color="C9D0DC" w:sz="4"/>
+              <w:bottom w:val="single" w:color="C9D0DC" w:sz="4"/>
+              <w:right w:val="single" w:color="C9D0DC" w:sz="4"/>
+            </w:tcBorders>
+            <w:tcMar>
+              <w:top w:type="dxa" w:w="70"/>
+              <w:left w:type="dxa" w:w="100"/>
+              <w:bottom w:type="dxa" w:w="70"/>
+              <w:right w:type="dxa" w:w="100"/>
+            </w:tcMar>
+            <w:vAlign w:val="center"/>
+          </w:tcPr>
+          <w:p>
+            <w:pPr>
+              <w:spacing w:after="0" w:before="0" w:line="264"/>
+              <w:jc w:val="center"/>
+            </w:pPr>
+            <w:r>
+              <w:rPr>
+                <w:rFonts w:ascii="Arial" w:cs="Arial" w:eastAsia="Arial" w:hAnsi="Arial"/>
+                <w:sz w:val="30"/>
+                <w:szCs w:val="30"/>
+              </w:rPr>
+              <w:t xml:space="preserve">☐</w:t>
+            </w:r>
+          </w:p>
+        </w:tc>
+        <w:tc>
+          <w:tcPr>
+            <w:tcW w:type="dxa" w:w="2040"/>
+            <w:tcBorders>
+              <w:top w:val="single" w:color="C9D0DC" w:sz="4"/>
+              <w:left w:val="single" w:color="C9D0DC" w:sz="4"/>
+              <w:bottom w:val="single" w:color="C9D0DC" w:sz="4"/>
+              <w:right w:val="single" w:color="C9D0DC" w:sz="4"/>
+            </w:tcBorders>
+            <w:tcMar>
+              <w:top w:type="dxa" w:w="70"/>
+              <w:left w:type="dxa" w:w="100"/>
+              <w:bottom w:type="dxa" w:w="70"/>
+              <w:right w:type="dxa" w:w="100"/>
+            </w:tcMar>
+            <w:vAlign w:val="top"/>
+          </w:tcPr>
+          <w:p>
+            <w:pPr>
+              <w:spacing w:after="0" w:before="0" w:line="264"/>
+            </w:pPr>
+            <w:r>
+              <w:rPr>
+                <w:rFonts w:ascii="Arial" w:cs="Arial" w:eastAsia="Arial" w:hAnsi="Arial"/>
+                <w:sz w:val="19"/>
+                <w:szCs w:val="19"/>
+              </w:rPr>
+              <w:t xml:space="preserve"> </w:t>
+            </w:r>
+          </w:p>
+        </w:tc>
+      </w:tr>
+      <w:tr>
+        <w:trPr>
+          <w:cantSplit/>
+        </w:trPr>
+        <w:tc>
+          <w:tcPr>
+            <w:tcW w:type="dxa" w:w="860"/>
+            <w:tcBorders>
+              <w:top w:val="single" w:color="C9D0DC" w:sz="4"/>
+              <w:left w:val="single" w:color="C9D0DC" w:sz="4"/>
+              <w:bottom w:val="single" w:color="C9D0DC" w:sz="4"/>
+              <w:right w:val="single" w:color="C9D0DC" w:sz="4"/>
+            </w:tcBorders>
+            <w:tcMar>
+              <w:top w:type="dxa" w:w="70"/>
+              <w:left w:type="dxa" w:w="100"/>
+              <w:bottom w:type="dxa" w:w="70"/>
+              <w:right w:type="dxa" w:w="100"/>
+            </w:tcMar>
+            <w:vAlign w:val="top"/>
+          </w:tcPr>
+          <w:p>
+            <w:pPr>
+              <w:spacing w:after="0" w:before="0" w:line="264"/>
+            </w:pPr>
+            <w:r>
+              <w:rPr>
+                <w:rFonts w:ascii="Arial" w:cs="Arial" w:eastAsia="Arial" w:hAnsi="Arial"/>
+                <w:b/>
+                <w:bCs/>
+                <w:color w:val="5B6477"/>
+                <w:sz w:val="16"/>
+                <w:szCs w:val="16"/>
+              </w:rPr>
+              <w:t xml:space="preserve">CM-SRCH</w:t>
+            </w:r>
+          </w:p>
+        </w:tc>
+        <w:tc>
+          <w:tcPr>
+            <w:tcW w:type="dxa" w:w="5480"/>
+            <w:tcBorders>
+              <w:top w:val="single" w:color="C9D0DC" w:sz="4"/>
+              <w:left w:val="single" w:color="C9D0DC" w:sz="4"/>
+              <w:bottom w:val="single" w:color="C9D0DC" w:sz="4"/>
+              <w:right w:val="single" w:color="C9D0DC" w:sz="4"/>
+            </w:tcBorders>
+            <w:tcMar>
+              <w:top w:type="dxa" w:w="70"/>
+              <w:left w:type="dxa" w:w="100"/>
+              <w:bottom w:type="dxa" w:w="70"/>
+              <w:right w:type="dxa" w:w="100"/>
+            </w:tcMar>
+            <w:vAlign w:val="top"/>
+          </w:tcPr>
+          <w:p>
+            <w:pPr>
+              <w:spacing w:after="40" w:before="0" w:line="264"/>
+            </w:pPr>
+            <w:r>
+              <w:rPr>
+                <w:rFonts w:ascii="Arial" w:cs="Arial" w:eastAsia="Arial" w:hAnsi="Arial"/>
+                <w:b/>
+                <w:bCs/>
+                <w:sz w:val="20"/>
+                <w:szCs w:val="20"/>
+              </w:rPr>
+              <w:t xml:space="preserve">Dashboard search and Stock on Hand layout</w:t>
+            </w:r>
+          </w:p>
+          <w:p>
+            <w:pPr>
+              <w:spacing w:after="20" w:before="0" w:line="264"/>
+            </w:pPr>
+            <w:r>
+              <w:rPr>
+                <w:rFonts w:ascii="Arial" w:cs="Arial" w:eastAsia="Arial" w:hAnsi="Arial"/>
+                <w:color w:val="5B6477"/>
+                <w:sz w:val="19"/>
+                <w:szCs w:val="19"/>
+              </w:rPr>
+              <w:t xml:space="preserve">1.  </w:t>
+            </w:r>
+            <w:r>
+              <w:rPr>
+                <w:rFonts w:ascii="Arial" w:cs="Arial" w:eastAsia="Arial" w:hAnsi="Arial"/>
+                <w:sz w:val="19"/>
+                <w:szCs w:val="19"/>
+              </w:rPr>
+              <w:t xml:space="preserve">Dashboard → type part of a screen name in the search box.</w:t>
+            </w:r>
+          </w:p>
+          <w:p>
+            <w:pPr>
+              <w:spacing w:after="20" w:before="0" w:line="264"/>
+            </w:pPr>
+            <w:r>
+              <w:rPr>
+                <w:rFonts w:ascii="Arial" w:cs="Arial" w:eastAsia="Arial" w:hAnsi="Arial"/>
+                <w:color w:val="5B6477"/>
+                <w:sz w:val="19"/>
+                <w:szCs w:val="19"/>
+              </w:rPr>
+              <w:t xml:space="preserve">2.  </w:t>
+            </w:r>
+            <w:r>
+              <w:rPr>
+                <w:rFonts w:ascii="Arial" w:cs="Arial" w:eastAsia="Arial" w:hAnsi="Arial"/>
+                <w:sz w:val="19"/>
+                <w:szCs w:val="19"/>
+              </w:rPr>
+              <w:t xml:space="preserve">Stock on Hand → look at an item with several flavors or expiry dates (if your account sees stock).</w:t>
+            </w:r>
+          </w:p>
+          <w:p>
+            <w:pPr>
+              <w:spacing w:after="0" w:before="60" w:line="264"/>
+            </w:pPr>
+            <w:r>
+              <w:rPr>
+                <w:rFonts w:ascii="Arial" w:cs="Arial" w:eastAsia="Arial" w:hAnsi="Arial"/>
+                <w:b/>
+                <w:bCs/>
+                <w:color w:val="0B1F3A"/>
+                <w:sz w:val="19"/>
+                <w:szCs w:val="19"/>
+              </w:rPr>
+              <w:t xml:space="preserve">You should see: </w:t>
+            </w:r>
+            <w:r>
+              <w:rPr>
+                <w:rFonts w:ascii="Arial" w:cs="Arial" w:eastAsia="Arial" w:hAnsi="Arial"/>
+                <w:sz w:val="19"/>
+                <w:szCs w:val="19"/>
+              </w:rPr>
+              <w:t xml:space="preserve">The matching screens are listed. Flavors and expiry dates are shown as labelled rows with their quantity.</w:t>
             </w:r>
           </w:p>
         </w:tc>
@@ -5039,7 +5306,7 @@
                 <w:sz w:val="17"/>
                 <w:szCs w:val="17"/>
               </w:rPr>
-              <w:t xml:space="preserve">Passed (of 16)</w:t>
+              <w:t xml:space="preserve">Passed (of 17)</w:t>
             </w:r>
           </w:p>
         </w:tc>
